--- a/docs/package/08_Management/BrokerVerse_Go_No_Go_and_Management_Register.docx
+++ b/docs/package/08_Management/BrokerVerse_Go_No_Go_and_Management_Register.docx
@@ -789,7 +789,7 @@
             </w:rPr>
             <w:fldChar w:fldCharType="separate"/>
           </w:r>
-          <w:hyperlink w:anchor="__RefHeading___Toc187060_4049217194">
+          <w:hyperlink w:anchor="__RefHeading___Toc187060_3199679052">
             <w:r>
               <w:rPr>
                 <w:webHidden/>
@@ -824,7 +824,7 @@
             </w:tabs>
             <w:rPr/>
           </w:pPr>
-          <w:hyperlink w:anchor="__RefHeading___Toc187062_4049217194">
+          <w:hyperlink w:anchor="__RefHeading___Toc187062_3199679052">
             <w:r>
               <w:rPr>
                 <w:webHidden/>
@@ -853,7 +853,7 @@
             </w:tabs>
             <w:rPr/>
           </w:pPr>
-          <w:hyperlink w:anchor="__RefHeading___Toc187064_4049217194">
+          <w:hyperlink w:anchor="__RefHeading___Toc187064_3199679052">
             <w:r>
               <w:rPr>
                 <w:webHidden/>
@@ -875,7 +875,7 @@
             </w:tabs>
             <w:rPr/>
           </w:pPr>
-          <w:hyperlink w:anchor="__RefHeading___Toc187066_4049217194">
+          <w:hyperlink w:anchor="__RefHeading___Toc187066_3199679052">
             <w:r>
               <w:rPr>
                 <w:webHidden/>
@@ -897,7 +897,7 @@
             </w:tabs>
             <w:rPr/>
           </w:pPr>
-          <w:hyperlink w:anchor="__RefHeading___Toc187068_4049217194">
+          <w:hyperlink w:anchor="__RefHeading___Toc187068_3199679052">
             <w:r>
               <w:rPr>
                 <w:webHidden/>
@@ -919,7 +919,7 @@
             </w:tabs>
             <w:rPr/>
           </w:pPr>
-          <w:hyperlink w:anchor="__RefHeading___Toc187070_4049217194">
+          <w:hyperlink w:anchor="__RefHeading___Toc187070_3199679052">
             <w:r>
               <w:rPr>
                 <w:webHidden/>
@@ -941,7 +941,7 @@
             </w:tabs>
             <w:rPr/>
           </w:pPr>
-          <w:hyperlink w:anchor="__RefHeading___Toc187072_4049217194">
+          <w:hyperlink w:anchor="__RefHeading___Toc187072_3199679052">
             <w:r>
               <w:rPr>
                 <w:webHidden/>
@@ -963,7 +963,7 @@
             </w:tabs>
             <w:rPr/>
           </w:pPr>
-          <w:hyperlink w:anchor="__RefHeading___Toc187074_4049217194">
+          <w:hyperlink w:anchor="__RefHeading___Toc187074_3199679052">
             <w:r>
               <w:rPr>
                 <w:webHidden/>
@@ -985,7 +985,7 @@
             </w:tabs>
             <w:rPr/>
           </w:pPr>
-          <w:hyperlink w:anchor="__RefHeading___Toc187076_4049217194">
+          <w:hyperlink w:anchor="__RefHeading___Toc187076_3199679052">
             <w:r>
               <w:rPr>
                 <w:webHidden/>
@@ -1007,7 +1007,7 @@
             </w:tabs>
             <w:rPr/>
           </w:pPr>
-          <w:hyperlink w:anchor="__RefHeading___Toc187078_4049217194">
+          <w:hyperlink w:anchor="__RefHeading___Toc187078_3199679052">
             <w:r>
               <w:rPr>
                 <w:webHidden/>
@@ -1029,7 +1029,7 @@
             </w:tabs>
             <w:rPr/>
           </w:pPr>
-          <w:hyperlink w:anchor="__RefHeading___Toc187080_4049217194">
+          <w:hyperlink w:anchor="__RefHeading___Toc187080_3199679052">
             <w:r>
               <w:rPr>
                 <w:webHidden/>
@@ -1051,7 +1051,7 @@
             </w:tabs>
             <w:rPr/>
           </w:pPr>
-          <w:hyperlink w:anchor="__RefHeading___Toc187082_4049217194">
+          <w:hyperlink w:anchor="__RefHeading___Toc187082_3199679052">
             <w:r>
               <w:rPr>
                 <w:webHidden/>
@@ -1073,7 +1073,7 @@
             </w:tabs>
             <w:rPr/>
           </w:pPr>
-          <w:hyperlink w:anchor="__RefHeading___Toc187084_4049217194">
+          <w:hyperlink w:anchor="__RefHeading___Toc187084_3199679052">
             <w:r>
               <w:rPr>
                 <w:webHidden/>
@@ -1121,7 +1121,7 @@
       <w:r>
         <w:br w:type="page"/>
       </w:r>
-      <w:bookmarkStart w:id="0" w:name="__RefHeading___Toc187060_4049217194"/>
+      <w:bookmarkStart w:id="0" w:name="__RefHeading___Toc187060_3199679052"/>
       <w:bookmarkStart w:id="1" w:name="_Toc48319687"/>
       <w:bookmarkStart w:id="2" w:name="_Toc11824118"/>
       <w:bookmarkEnd w:id="0"/>
@@ -1764,7 +1764,7 @@
           <w:spacing w:val="0"/>
         </w:rPr>
       </w:pPr>
-      <w:bookmarkStart w:id="4" w:name="__RefHeading___Toc187062_4049217194"/>
+      <w:bookmarkStart w:id="4" w:name="__RefHeading___Toc187062_3199679052"/>
       <w:bookmarkStart w:id="5" w:name="_Toc233203388"/>
       <w:bookmarkEnd w:id="4"/>
       <w:r>
@@ -3227,7 +3227,7 @@
         <w:pageBreakBefore w:val="false"/>
         <w:rPr/>
       </w:pPr>
-      <w:bookmarkStart w:id="6" w:name="__RefHeading___Toc187064_4049217194"/>
+      <w:bookmarkStart w:id="6" w:name="__RefHeading___Toc187064_3199679052"/>
       <w:bookmarkEnd w:id="6"/>
       <w:r>
         <w:rPr>
@@ -3372,7 +3372,7 @@
         <w:pStyle w:val="Heading1"/>
         <w:rPr/>
       </w:pPr>
-      <w:bookmarkStart w:id="7" w:name="__RefHeading___Toc187066_4049217194"/>
+      <w:bookmarkStart w:id="7" w:name="__RefHeading___Toc187066_3199679052"/>
       <w:bookmarkEnd w:id="7"/>
       <w:r>
         <w:rPr>
@@ -4731,7 +4731,7 @@
       <w:r>
         <w:br w:type="page"/>
       </w:r>
-      <w:bookmarkStart w:id="8" w:name="__RefHeading___Toc187068_4049217194"/>
+      <w:bookmarkStart w:id="8" w:name="__RefHeading___Toc187068_3199679052"/>
       <w:bookmarkEnd w:id="8"/>
       <w:r>
         <w:rPr>
@@ -5547,7 +5547,7 @@
       <w:r>
         <w:br w:type="page"/>
       </w:r>
-      <w:bookmarkStart w:id="9" w:name="__RefHeading___Toc187070_4049217194"/>
+      <w:bookmarkStart w:id="9" w:name="__RefHeading___Toc187070_3199679052"/>
       <w:bookmarkEnd w:id="9"/>
       <w:r>
         <w:rPr>
@@ -5715,7 +5715,7 @@
         <w:pStyle w:val="Heading1"/>
         <w:rPr/>
       </w:pPr>
-      <w:bookmarkStart w:id="10" w:name="__RefHeading___Toc187072_4049217194"/>
+      <w:bookmarkStart w:id="10" w:name="__RefHeading___Toc187072_3199679052"/>
       <w:bookmarkEnd w:id="10"/>
       <w:r>
         <w:rPr>
@@ -6904,7 +6904,7 @@
       <w:r>
         <w:br w:type="page"/>
       </w:r>
-      <w:bookmarkStart w:id="11" w:name="__RefHeading___Toc187074_4049217194"/>
+      <w:bookmarkStart w:id="11" w:name="__RefHeading___Toc187074_3199679052"/>
       <w:bookmarkEnd w:id="11"/>
       <w:r>
         <w:rPr>
@@ -7877,7 +7877,7 @@
       <w:r>
         <w:br w:type="page"/>
       </w:r>
-      <w:bookmarkStart w:id="12" w:name="__RefHeading___Toc187076_4049217194"/>
+      <w:bookmarkStart w:id="12" w:name="__RefHeading___Toc187076_3199679052"/>
       <w:bookmarkEnd w:id="12"/>
       <w:r>
         <w:rPr>
@@ -8952,7 +8952,7 @@
       <w:r>
         <w:br w:type="page"/>
       </w:r>
-      <w:bookmarkStart w:id="13" w:name="__RefHeading___Toc187078_4049217194"/>
+      <w:bookmarkStart w:id="13" w:name="__RefHeading___Toc187078_3199679052"/>
       <w:bookmarkEnd w:id="13"/>
       <w:r>
         <w:rPr>
@@ -11950,7 +11950,7 @@
       <w:r>
         <w:br w:type="page"/>
       </w:r>
-      <w:bookmarkStart w:id="14" w:name="__RefHeading___Toc187080_4049217194"/>
+      <w:bookmarkStart w:id="14" w:name="__RefHeading___Toc187080_3199679052"/>
       <w:bookmarkEnd w:id="14"/>
       <w:r>
         <w:rPr>
@@ -14267,7 +14267,7 @@
       <w:r>
         <w:br w:type="page"/>
       </w:r>
-      <w:bookmarkStart w:id="15" w:name="__RefHeading___Toc187082_4049217194"/>
+      <w:bookmarkStart w:id="15" w:name="__RefHeading___Toc187082_3199679052"/>
       <w:bookmarkEnd w:id="15"/>
       <w:r>
         <w:rPr>
@@ -15209,7 +15209,7 @@
       <w:r>
         <w:br w:type="page"/>
       </w:r>
-      <w:bookmarkStart w:id="16" w:name="__RefHeading___Toc187084_4049217194"/>
+      <w:bookmarkStart w:id="16" w:name="__RefHeading___Toc187084_3199679052"/>
       <w:bookmarkStart w:id="17" w:name="_Toc233203395"/>
       <w:bookmarkEnd w:id="16"/>
       <w:r>

--- a/docs/package/08_Management/BrokerVerse_Go_No_Go_and_Management_Register.docx
+++ b/docs/package/08_Management/BrokerVerse_Go_No_Go_and_Management_Register.docx
@@ -789,7 +789,7 @@
             </w:rPr>
             <w:fldChar w:fldCharType="separate"/>
           </w:r>
-          <w:hyperlink w:anchor="__RefHeading___Toc24215_3133665205">
+          <w:hyperlink w:anchor="__RefHeading___Toc4389_1822399517">
             <w:r>
               <w:rPr>
                 <w:webHidden/>
@@ -824,7 +824,7 @@
             </w:tabs>
             <w:rPr/>
           </w:pPr>
-          <w:hyperlink w:anchor="__RefHeading___Toc24217_3133665205">
+          <w:hyperlink w:anchor="__RefHeading___Toc4391_1822399517">
             <w:r>
               <w:rPr>
                 <w:webHidden/>
@@ -853,7 +853,7 @@
             </w:tabs>
             <w:rPr/>
           </w:pPr>
-          <w:hyperlink w:anchor="__RefHeading___Toc24219_3133665205">
+          <w:hyperlink w:anchor="__RefHeading___Toc4393_1822399517">
             <w:r>
               <w:rPr>
                 <w:webHidden/>
@@ -875,7 +875,7 @@
             </w:tabs>
             <w:rPr/>
           </w:pPr>
-          <w:hyperlink w:anchor="__RefHeading___Toc24221_3133665205">
+          <w:hyperlink w:anchor="__RefHeading___Toc4395_1822399517">
             <w:r>
               <w:rPr>
                 <w:webHidden/>
@@ -897,7 +897,7 @@
             </w:tabs>
             <w:rPr/>
           </w:pPr>
-          <w:hyperlink w:anchor="__RefHeading___Toc24223_3133665205">
+          <w:hyperlink w:anchor="__RefHeading___Toc4397_1822399517">
             <w:r>
               <w:rPr>
                 <w:webHidden/>
@@ -919,7 +919,7 @@
             </w:tabs>
             <w:rPr/>
           </w:pPr>
-          <w:hyperlink w:anchor="__RefHeading___Toc24225_3133665205">
+          <w:hyperlink w:anchor="__RefHeading___Toc4399_1822399517">
             <w:r>
               <w:rPr>
                 <w:webHidden/>
@@ -941,7 +941,7 @@
             </w:tabs>
             <w:rPr/>
           </w:pPr>
-          <w:hyperlink w:anchor="__RefHeading___Toc24227_3133665205">
+          <w:hyperlink w:anchor="__RefHeading___Toc4401_1822399517">
             <w:r>
               <w:rPr>
                 <w:webHidden/>
@@ -963,7 +963,7 @@
             </w:tabs>
             <w:rPr/>
           </w:pPr>
-          <w:hyperlink w:anchor="__RefHeading___Toc24229_3133665205">
+          <w:hyperlink w:anchor="__RefHeading___Toc4403_1822399517">
             <w:r>
               <w:rPr>
                 <w:webHidden/>
@@ -985,7 +985,7 @@
             </w:tabs>
             <w:rPr/>
           </w:pPr>
-          <w:hyperlink w:anchor="__RefHeading___Toc24231_3133665205">
+          <w:hyperlink w:anchor="__RefHeading___Toc4405_1822399517">
             <w:r>
               <w:rPr>
                 <w:webHidden/>
@@ -1007,7 +1007,7 @@
             </w:tabs>
             <w:rPr/>
           </w:pPr>
-          <w:hyperlink w:anchor="__RefHeading___Toc24233_3133665205">
+          <w:hyperlink w:anchor="__RefHeading___Toc4407_1822399517">
             <w:r>
               <w:rPr>
                 <w:webHidden/>
@@ -1029,7 +1029,7 @@
             </w:tabs>
             <w:rPr/>
           </w:pPr>
-          <w:hyperlink w:anchor="__RefHeading___Toc24235_3133665205">
+          <w:hyperlink w:anchor="__RefHeading___Toc4409_1822399517">
             <w:r>
               <w:rPr>
                 <w:webHidden/>
@@ -1051,7 +1051,7 @@
             </w:tabs>
             <w:rPr/>
           </w:pPr>
-          <w:hyperlink w:anchor="__RefHeading___Toc24237_3133665205">
+          <w:hyperlink w:anchor="__RefHeading___Toc4411_1822399517">
             <w:r>
               <w:rPr>
                 <w:webHidden/>
@@ -1073,7 +1073,7 @@
             </w:tabs>
             <w:rPr/>
           </w:pPr>
-          <w:hyperlink w:anchor="__RefHeading___Toc24239_3133665205">
+          <w:hyperlink w:anchor="__RefHeading___Toc4413_1822399517">
             <w:r>
               <w:rPr>
                 <w:webHidden/>
@@ -1095,7 +1095,7 @@
             </w:tabs>
             <w:rPr/>
           </w:pPr>
-          <w:hyperlink w:anchor="__RefHeading___Toc24241_3133665205">
+          <w:hyperlink w:anchor="__RefHeading___Toc4415_1822399517">
             <w:r>
               <w:rPr>
                 <w:webHidden/>
@@ -1117,7 +1117,7 @@
             </w:tabs>
             <w:rPr/>
           </w:pPr>
-          <w:hyperlink w:anchor="__RefHeading___Toc24243_3133665205">
+          <w:hyperlink w:anchor="__RefHeading___Toc4417_1822399517">
             <w:r>
               <w:rPr>
                 <w:webHidden/>
@@ -1165,7 +1165,7 @@
       <w:r>
         <w:br w:type="page"/>
       </w:r>
-      <w:bookmarkStart w:id="0" w:name="__RefHeading___Toc24215_3133665205"/>
+      <w:bookmarkStart w:id="0" w:name="__RefHeading___Toc4389_1822399517"/>
       <w:bookmarkStart w:id="1" w:name="_Toc48319687"/>
       <w:bookmarkStart w:id="2" w:name="_Toc11824118"/>
       <w:bookmarkEnd w:id="0"/>
@@ -1559,7 +1559,7 @@
                 <w:szCs w:val="24"/>
                 <w:lang w:val="en-US" w:eastAsia="ja-JP" w:bidi="ar-SA"/>
               </w:rPr>
-              <w:t>1.1</w:t>
+              <w:t>1.1.1</w:t>
             </w:r>
           </w:p>
         </w:tc>
@@ -1705,7 +1705,7 @@
                 <w:szCs w:val="24"/>
                 <w:lang w:val="en-US" w:eastAsia="ja-JP" w:bidi="ar-SA"/>
               </w:rPr>
-              <w:t>Conditions, notes, plans, risks and decisions for the modules merged since the release test (AML/CFT, BIR, IC and NPC registers, integrations, branding, distribution, operations and accounting, go-live tools and release pipeline)</w:t>
+              <w:t>Version 1.1.1: release figures aligned with the release verification of 04 October 2026 (Test Summary Report 1.3); C9 and P2 record the merge of the IC and NPC compliance package. Version 1.1: conditions, notes, plans, risks and decisions for the modules merged since the release test (AML/CFT, BIR, IC and NPC registers, integrations, branding, distribution, operations and accounting, go-live tools and release pipeline)</w:t>
             </w:r>
           </w:p>
         </w:tc>
@@ -1808,7 +1808,7 @@
           <w:spacing w:val="0"/>
         </w:rPr>
       </w:pPr>
-      <w:bookmarkStart w:id="4" w:name="__RefHeading___Toc24217_3133665205"/>
+      <w:bookmarkStart w:id="4" w:name="__RefHeading___Toc4391_1822399517"/>
       <w:bookmarkStart w:id="5" w:name="_Toc233203388"/>
       <w:bookmarkEnd w:id="4"/>
       <w:r>
@@ -4140,7 +4140,7 @@
         <w:pageBreakBefore w:val="false"/>
         <w:rPr/>
       </w:pPr>
-      <w:bookmarkStart w:id="6" w:name="__RefHeading___Toc24219_3133665205"/>
+      <w:bookmarkStart w:id="6" w:name="__RefHeading___Toc4393_1822399517"/>
       <w:bookmarkEnd w:id="6"/>
       <w:r>
         <w:rPr>
@@ -4282,7 +4282,7 @@
         <w:pStyle w:val="Heading2"/>
         <w:rPr/>
       </w:pPr>
-      <w:bookmarkStart w:id="7" w:name="__RefHeading___Toc24221_3133665205"/>
+      <w:bookmarkStart w:id="7" w:name="__RefHeading___Toc4395_1822399517"/>
       <w:bookmarkEnd w:id="7"/>
       <w:r>
         <w:rPr>
@@ -4664,6 +4664,120 @@
           </w:p>
         </w:tc>
       </w:tr>
+      <w:tr>
+        <w:trPr/>
+        <w:tc>
+          <w:tcPr>
+            <w:tcW w:w="1003" w:type="dxa"/>
+            <w:tcBorders>
+              <w:top w:val="single" w:sz="4" w:space="0" w:color="BFC7D1"/>
+              <w:left w:val="single" w:sz="4" w:space="0" w:color="BFC7D1"/>
+              <w:bottom w:val="single" w:sz="4" w:space="0" w:color="BFC7D1"/>
+              <w:right w:val="single" w:sz="4" w:space="0" w:color="BFC7D1"/>
+            </w:tcBorders>
+          </w:tcPr>
+          <w:p>
+            <w:pPr>
+              <w:pStyle w:val="Normal"/>
+              <w:widowControl/>
+              <w:spacing w:lineRule="auto" w:line="240" w:before="0" w:after="20"/>
+              <w:jc w:val="left"/>
+              <w:rPr>
+                <w:rFonts w:ascii="Aptos" w:hAnsi="Aptos" w:eastAsia="ＭＳ 明朝" w:cs="Arial"/>
+                <w:kern w:val="0"/>
+                <w:sz w:val="24"/>
+                <w:szCs w:val="24"/>
+                <w:lang w:val="en-US" w:eastAsia="ja-JP" w:bidi="ar-SA"/>
+              </w:rPr>
+            </w:pPr>
+            <w:r>
+              <w:rPr>
+                <w:rFonts w:eastAsia="Segoe UI" w:cs="Segoe UI" w:ascii="Segoe UI" w:hAnsi="Segoe UI"/>
+                <w:color w:val="101820"/>
+                <w:kern w:val="0"/>
+                <w:sz w:val="18"/>
+                <w:szCs w:val="24"/>
+                <w:lang w:val="en-US" w:eastAsia="ja-JP" w:bidi="ar-SA"/>
+              </w:rPr>
+              <w:t>1.1.1</w:t>
+            </w:r>
+          </w:p>
+        </w:tc>
+        <w:tc>
+          <w:tcPr>
+            <w:tcW w:w="1912" w:type="dxa"/>
+            <w:tcBorders>
+              <w:top w:val="single" w:sz="4" w:space="0" w:color="BFC7D1"/>
+              <w:left w:val="single" w:sz="4" w:space="0" w:color="BFC7D1"/>
+              <w:bottom w:val="single" w:sz="4" w:space="0" w:color="BFC7D1"/>
+              <w:right w:val="single" w:sz="4" w:space="0" w:color="BFC7D1"/>
+            </w:tcBorders>
+          </w:tcPr>
+          <w:p>
+            <w:pPr>
+              <w:pStyle w:val="Normal"/>
+              <w:widowControl/>
+              <w:spacing w:lineRule="auto" w:line="240" w:before="0" w:after="20"/>
+              <w:jc w:val="left"/>
+              <w:rPr>
+                <w:rFonts w:ascii="Aptos" w:hAnsi="Aptos" w:eastAsia="ＭＳ 明朝" w:cs="Arial"/>
+                <w:kern w:val="0"/>
+                <w:sz w:val="24"/>
+                <w:szCs w:val="24"/>
+                <w:lang w:val="en-US" w:eastAsia="ja-JP" w:bidi="ar-SA"/>
+              </w:rPr>
+            </w:pPr>
+            <w:r>
+              <w:rPr>
+                <w:rFonts w:eastAsia="Segoe UI" w:cs="Segoe UI" w:ascii="Segoe UI" w:hAnsi="Segoe UI"/>
+                <w:color w:val="101820"/>
+                <w:kern w:val="0"/>
+                <w:sz w:val="18"/>
+                <w:szCs w:val="24"/>
+                <w:lang w:val="en-US" w:eastAsia="ja-JP" w:bidi="ar-SA"/>
+              </w:rPr>
+              <w:t>04 October 2026</w:t>
+            </w:r>
+          </w:p>
+        </w:tc>
+        <w:tc>
+          <w:tcPr>
+            <w:tcW w:w="6098" w:type="dxa"/>
+            <w:tcBorders>
+              <w:top w:val="single" w:sz="4" w:space="0" w:color="BFC7D1"/>
+              <w:left w:val="single" w:sz="4" w:space="0" w:color="BFC7D1"/>
+              <w:bottom w:val="single" w:sz="4" w:space="0" w:color="BFC7D1"/>
+              <w:right w:val="single" w:sz="4" w:space="0" w:color="BFC7D1"/>
+            </w:tcBorders>
+          </w:tcPr>
+          <w:p>
+            <w:pPr>
+              <w:pStyle w:val="Normal"/>
+              <w:widowControl/>
+              <w:spacing w:lineRule="auto" w:line="240" w:before="0" w:after="20"/>
+              <w:jc w:val="left"/>
+              <w:rPr>
+                <w:rFonts w:ascii="Aptos" w:hAnsi="Aptos" w:eastAsia="ＭＳ 明朝" w:cs="Arial"/>
+                <w:kern w:val="0"/>
+                <w:sz w:val="24"/>
+                <w:szCs w:val="24"/>
+                <w:lang w:val="en-US" w:eastAsia="ja-JP" w:bidi="ar-SA"/>
+              </w:rPr>
+            </w:pPr>
+            <w:r>
+              <w:rPr>
+                <w:rFonts w:eastAsia="Segoe UI" w:cs="Segoe UI" w:ascii="Segoe UI" w:hAnsi="Segoe UI"/>
+                <w:color w:val="101820"/>
+                <w:kern w:val="0"/>
+                <w:sz w:val="18"/>
+                <w:szCs w:val="24"/>
+                <w:lang w:val="en-US" w:eastAsia="ja-JP" w:bidi="ar-SA"/>
+              </w:rPr>
+              <w:t>Release figures aligned with the release verification on the merged release (Test Summary Report 1.3): Evidence chapter, condition C9 and item P2 record the merge of the IC and NPC compliance package and the green regression run</w:t>
+            </w:r>
+          </w:p>
+        </w:tc>
+      </w:tr>
     </w:tbl>
     <w:p>
       <w:pPr>
@@ -4673,7 +4787,7 @@
       <w:r>
         <w:br w:type="page"/>
       </w:r>
-      <w:bookmarkStart w:id="8" w:name="__RefHeading___Toc24223_3133665205"/>
+      <w:bookmarkStart w:id="8" w:name="__RefHeading___Toc4397_1822399517"/>
       <w:bookmarkEnd w:id="8"/>
       <w:r>
         <w:rPr>
@@ -6095,7 +6209,7 @@
                 <w:szCs w:val="24"/>
                 <w:lang w:val="en-US" w:eastAsia="ja-JP" w:bidi="ar-SA"/>
               </w:rPr>
-              <w:t xml:space="preserve">The release taken to the first client includes the IC and NPC compliance package (licence register, fit and proper, insurer authority, complaints, breach register, masking by role, field encryption) after its merge and a green regression run; </w:t>
+              <w:t xml:space="preserve">The release taken to the first client includes the IC and NPC compliance package (licence register, fit and proper, insurer authority, complaints, breach register, masking by role, field encryption), merged on 04 October 2026 with a green regression run (1,113 of 1,113 backend tests); </w:t>
             </w:r>
             <w:r>
               <w:rPr>
@@ -6749,7 +6863,7 @@
       <w:r>
         <w:br w:type="page"/>
       </w:r>
-      <w:bookmarkStart w:id="9" w:name="__RefHeading___Toc24225_3133665205"/>
+      <w:bookmarkStart w:id="9" w:name="__RefHeading___Toc4399_1822399517"/>
       <w:bookmarkEnd w:id="9"/>
       <w:r>
         <w:rPr>
@@ -6773,13 +6887,13 @@
           <w:color w:val="101820"/>
           <w:sz w:val="21"/>
         </w:rPr>
-        <w:t>The figures below are those of the release test of 03 October 2026. The Test Summary Report gives the results after the merges of 04 October 2026; condition C9 requires a green regression run on the release taken to the first client.</w:t>
+        <w:t>The figures below are those of the release verification of 04 October 2026 on the merged release (Test Summary Report 1.3, chapter Release verification on the merged release); the screen stability, access, security, API consistency and documentation checks are those of the release test of 03 October 2026.</w:t>
       </w:r>
     </w:p>
     <w:tbl>
       <w:tblPr>
         <w:tblStyle w:val="TableGrid"/>
-        <w:tblW w:w="9014" w:type="dxa"/>
+        <w:tblW w:w="9015" w:type="dxa"/>
         <w:jc w:val="left"/>
         <w:tblInd w:w="0" w:type="dxa"/>
         <w:tblLayout w:type="fixed"/>
@@ -6792,8 +6906,8 @@
         <w:tblLook w:val="04a0" w:noHBand="0" w:noVBand="1" w:firstColumn="1" w:lastRow="0" w:lastColumn="0" w:firstRow="1"/>
       </w:tblPr>
       <w:tblGrid>
-        <w:gridCol w:w="3394"/>
-        <w:gridCol w:w="5619"/>
+        <w:gridCol w:w="4459"/>
+        <w:gridCol w:w="4555"/>
       </w:tblGrid>
       <w:tr>
         <w:trPr>
@@ -6801,7 +6915,7 @@
         </w:trPr>
         <w:tc>
           <w:tcPr>
-            <w:tcW w:w="3394" w:type="dxa"/>
+            <w:tcW w:w="4459" w:type="dxa"/>
             <w:tcBorders>
               <w:top w:val="single" w:sz="4" w:space="0" w:color="BFC7D1"/>
               <w:left w:val="single" w:sz="4" w:space="0" w:color="BFC7D1"/>
@@ -6840,7 +6954,7 @@
         </w:tc>
         <w:tc>
           <w:tcPr>
-            <w:tcW w:w="5619" w:type="dxa"/>
+            <w:tcW w:w="4555" w:type="dxa"/>
             <w:tcBorders>
               <w:top w:val="single" w:sz="4" w:space="0" w:color="BFC7D1"/>
               <w:left w:val="single" w:sz="4" w:space="0" w:color="BFC7D1"/>
@@ -6873,7 +6987,7 @@
                 <w:szCs w:val="24"/>
                 <w:lang w:val="en-US" w:eastAsia="ja-JP" w:bidi="ar-SA"/>
               </w:rPr>
-              <w:t>Result on 03 October 2026</w:t>
+              <w:t>Result</w:t>
             </w:r>
           </w:p>
         </w:tc>
@@ -6882,7 +6996,7 @@
         <w:trPr/>
         <w:tc>
           <w:tcPr>
-            <w:tcW w:w="3394" w:type="dxa"/>
+            <w:tcW w:w="4459" w:type="dxa"/>
             <w:tcBorders>
               <w:top w:val="single" w:sz="4" w:space="0" w:color="BFC7D1"/>
               <w:left w:val="single" w:sz="4" w:space="0" w:color="BFC7D1"/>
@@ -6919,38 +7033,38 @@
         </w:tc>
         <w:tc>
           <w:tcPr>
-            <w:tcW w:w="5619" w:type="dxa"/>
-            <w:tcBorders>
-              <w:top w:val="single" w:sz="4" w:space="0" w:color="BFC7D1"/>
-              <w:left w:val="single" w:sz="4" w:space="0" w:color="BFC7D1"/>
-              <w:bottom w:val="single" w:sz="4" w:space="0" w:color="BFC7D1"/>
-              <w:right w:val="single" w:sz="4" w:space="0" w:color="BFC7D1"/>
-            </w:tcBorders>
-          </w:tcPr>
-          <w:p>
-            <w:pPr>
-              <w:pStyle w:val="Normal"/>
-              <w:widowControl/>
-              <w:spacing w:lineRule="auto" w:line="240" w:before="0" w:after="20"/>
-              <w:jc w:val="left"/>
-              <w:rPr>
-                <w:rFonts w:ascii="Aptos" w:hAnsi="Aptos" w:eastAsia="ＭＳ 明朝" w:cs="Arial"/>
-                <w:kern w:val="0"/>
-                <w:sz w:val="24"/>
-                <w:szCs w:val="24"/>
-                <w:lang w:val="en-US" w:eastAsia="ja-JP" w:bidi="ar-SA"/>
-              </w:rPr>
-            </w:pPr>
-            <w:r>
-              <w:rPr>
-                <w:rFonts w:eastAsia="Segoe UI" w:cs="Segoe UI" w:ascii="Segoe UI" w:hAnsi="Segoe UI"/>
-                <w:color w:val="101820"/>
-                <w:kern w:val="0"/>
-                <w:sz w:val="18"/>
-                <w:szCs w:val="24"/>
-                <w:lang w:val="en-US" w:eastAsia="ja-JP" w:bidi="ar-SA"/>
-              </w:rPr>
-              <w:t>717 of 717 tests passed (72 test files)</w:t>
+            <w:tcW w:w="4555" w:type="dxa"/>
+            <w:tcBorders>
+              <w:top w:val="single" w:sz="4" w:space="0" w:color="BFC7D1"/>
+              <w:left w:val="single" w:sz="4" w:space="0" w:color="BFC7D1"/>
+              <w:bottom w:val="single" w:sz="4" w:space="0" w:color="BFC7D1"/>
+              <w:right w:val="single" w:sz="4" w:space="0" w:color="BFC7D1"/>
+            </w:tcBorders>
+          </w:tcPr>
+          <w:p>
+            <w:pPr>
+              <w:pStyle w:val="Normal"/>
+              <w:widowControl/>
+              <w:spacing w:lineRule="auto" w:line="240" w:before="0" w:after="20"/>
+              <w:jc w:val="left"/>
+              <w:rPr>
+                <w:rFonts w:ascii="Aptos" w:hAnsi="Aptos" w:eastAsia="ＭＳ 明朝" w:cs="Arial"/>
+                <w:kern w:val="0"/>
+                <w:sz w:val="24"/>
+                <w:szCs w:val="24"/>
+                <w:lang w:val="en-US" w:eastAsia="ja-JP" w:bidi="ar-SA"/>
+              </w:rPr>
+            </w:pPr>
+            <w:r>
+              <w:rPr>
+                <w:rFonts w:eastAsia="Segoe UI" w:cs="Segoe UI" w:ascii="Segoe UI" w:hAnsi="Segoe UI"/>
+                <w:color w:val="101820"/>
+                <w:kern w:val="0"/>
+                <w:sz w:val="18"/>
+                <w:szCs w:val="24"/>
+                <w:lang w:val="en-US" w:eastAsia="ja-JP" w:bidi="ar-SA"/>
+              </w:rPr>
+              <w:t>1,113 of 1,113 tests passed (104 test files, 04 October 2026, merged release); lint clean</w:t>
             </w:r>
           </w:p>
         </w:tc>
@@ -6959,7 +7073,7 @@
         <w:trPr/>
         <w:tc>
           <w:tcPr>
-            <w:tcW w:w="3394" w:type="dxa"/>
+            <w:tcW w:w="4459" w:type="dxa"/>
             <w:tcBorders>
               <w:top w:val="single" w:sz="4" w:space="0" w:color="BFC7D1"/>
               <w:left w:val="single" w:sz="4" w:space="0" w:color="BFC7D1"/>
@@ -6996,38 +7110,38 @@
         </w:tc>
         <w:tc>
           <w:tcPr>
-            <w:tcW w:w="5619" w:type="dxa"/>
-            <w:tcBorders>
-              <w:top w:val="single" w:sz="4" w:space="0" w:color="BFC7D1"/>
-              <w:left w:val="single" w:sz="4" w:space="0" w:color="BFC7D1"/>
-              <w:bottom w:val="single" w:sz="4" w:space="0" w:color="BFC7D1"/>
-              <w:right w:val="single" w:sz="4" w:space="0" w:color="BFC7D1"/>
-            </w:tcBorders>
-          </w:tcPr>
-          <w:p>
-            <w:pPr>
-              <w:pStyle w:val="Normal"/>
-              <w:widowControl/>
-              <w:spacing w:lineRule="auto" w:line="240" w:before="0" w:after="20"/>
-              <w:jc w:val="left"/>
-              <w:rPr>
-                <w:rFonts w:ascii="Aptos" w:hAnsi="Aptos" w:eastAsia="ＭＳ 明朝" w:cs="Arial"/>
-                <w:kern w:val="0"/>
-                <w:sz w:val="24"/>
-                <w:szCs w:val="24"/>
-                <w:lang w:val="en-US" w:eastAsia="ja-JP" w:bidi="ar-SA"/>
-              </w:rPr>
-            </w:pPr>
-            <w:r>
-              <w:rPr>
-                <w:rFonts w:eastAsia="Segoe UI" w:cs="Segoe UI" w:ascii="Segoe UI" w:hAnsi="Segoe UI"/>
-                <w:color w:val="101820"/>
-                <w:kern w:val="0"/>
-                <w:sz w:val="18"/>
-                <w:szCs w:val="24"/>
-                <w:lang w:val="en-US" w:eastAsia="ja-JP" w:bidi="ar-SA"/>
-              </w:rPr>
-              <w:t>53 of 53 passed; lint without errors; production build compiles</w:t>
+            <w:tcW w:w="4555" w:type="dxa"/>
+            <w:tcBorders>
+              <w:top w:val="single" w:sz="4" w:space="0" w:color="BFC7D1"/>
+              <w:left w:val="single" w:sz="4" w:space="0" w:color="BFC7D1"/>
+              <w:bottom w:val="single" w:sz="4" w:space="0" w:color="BFC7D1"/>
+              <w:right w:val="single" w:sz="4" w:space="0" w:color="BFC7D1"/>
+            </w:tcBorders>
+          </w:tcPr>
+          <w:p>
+            <w:pPr>
+              <w:pStyle w:val="Normal"/>
+              <w:widowControl/>
+              <w:spacing w:lineRule="auto" w:line="240" w:before="0" w:after="20"/>
+              <w:jc w:val="left"/>
+              <w:rPr>
+                <w:rFonts w:ascii="Aptos" w:hAnsi="Aptos" w:eastAsia="ＭＳ 明朝" w:cs="Arial"/>
+                <w:kern w:val="0"/>
+                <w:sz w:val="24"/>
+                <w:szCs w:val="24"/>
+                <w:lang w:val="en-US" w:eastAsia="ja-JP" w:bidi="ar-SA"/>
+              </w:rPr>
+            </w:pPr>
+            <w:r>
+              <w:rPr>
+                <w:rFonts w:eastAsia="Segoe UI" w:cs="Segoe UI" w:ascii="Segoe UI" w:hAnsi="Segoe UI"/>
+                <w:color w:val="101820"/>
+                <w:kern w:val="0"/>
+                <w:sz w:val="18"/>
+                <w:szCs w:val="24"/>
+                <w:lang w:val="en-US" w:eastAsia="ja-JP" w:bidi="ar-SA"/>
+              </w:rPr>
+              <w:t>175 of 175 passed (33 suites); lint without errors; production build compiles</w:t>
             </w:r>
           </w:p>
         </w:tc>
@@ -7036,7 +7150,7 @@
         <w:trPr/>
         <w:tc>
           <w:tcPr>
-            <w:tcW w:w="3394" w:type="dxa"/>
+            <w:tcW w:w="4459" w:type="dxa"/>
             <w:tcBorders>
               <w:top w:val="single" w:sz="4" w:space="0" w:color="BFC7D1"/>
               <w:left w:val="single" w:sz="4" w:space="0" w:color="BFC7D1"/>
@@ -7073,38 +7187,38 @@
         </w:tc>
         <w:tc>
           <w:tcPr>
-            <w:tcW w:w="5619" w:type="dxa"/>
-            <w:tcBorders>
-              <w:top w:val="single" w:sz="4" w:space="0" w:color="BFC7D1"/>
-              <w:left w:val="single" w:sz="4" w:space="0" w:color="BFC7D1"/>
-              <w:bottom w:val="single" w:sz="4" w:space="0" w:color="BFC7D1"/>
-              <w:right w:val="single" w:sz="4" w:space="0" w:color="BFC7D1"/>
-            </w:tcBorders>
-          </w:tcPr>
-          <w:p>
-            <w:pPr>
-              <w:pStyle w:val="Normal"/>
-              <w:widowControl/>
-              <w:spacing w:lineRule="auto" w:line="240" w:before="0" w:after="20"/>
-              <w:jc w:val="left"/>
-              <w:rPr>
-                <w:rFonts w:ascii="Aptos" w:hAnsi="Aptos" w:eastAsia="ＭＳ 明朝" w:cs="Arial"/>
-                <w:kern w:val="0"/>
-                <w:sz w:val="24"/>
-                <w:szCs w:val="24"/>
-                <w:lang w:val="en-US" w:eastAsia="ja-JP" w:bidi="ar-SA"/>
-              </w:rPr>
-            </w:pPr>
-            <w:r>
-              <w:rPr>
-                <w:rFonts w:eastAsia="Segoe UI" w:cs="Segoe UI" w:ascii="Segoe UI" w:hAnsi="Segoe UI"/>
-                <w:color w:val="101820"/>
-                <w:kern w:val="0"/>
-                <w:sz w:val="18"/>
-                <w:szCs w:val="24"/>
-                <w:lang w:val="en-US" w:eastAsia="ja-JP" w:bidi="ar-SA"/>
-              </w:rPr>
-              <w:t>371 of 371 steps passed on a fresh database: set-up, go-live migration, retail and corporate business, billing and collection, servicing, remittance, reconciliation, month-end close, reports and dashboards</w:t>
+            <w:tcW w:w="4555" w:type="dxa"/>
+            <w:tcBorders>
+              <w:top w:val="single" w:sz="4" w:space="0" w:color="BFC7D1"/>
+              <w:left w:val="single" w:sz="4" w:space="0" w:color="BFC7D1"/>
+              <w:bottom w:val="single" w:sz="4" w:space="0" w:color="BFC7D1"/>
+              <w:right w:val="single" w:sz="4" w:space="0" w:color="BFC7D1"/>
+            </w:tcBorders>
+          </w:tcPr>
+          <w:p>
+            <w:pPr>
+              <w:pStyle w:val="Normal"/>
+              <w:widowControl/>
+              <w:spacing w:lineRule="auto" w:line="240" w:before="0" w:after="20"/>
+              <w:jc w:val="left"/>
+              <w:rPr>
+                <w:rFonts w:ascii="Aptos" w:hAnsi="Aptos" w:eastAsia="ＭＳ 明朝" w:cs="Arial"/>
+                <w:kern w:val="0"/>
+                <w:sz w:val="24"/>
+                <w:szCs w:val="24"/>
+                <w:lang w:val="en-US" w:eastAsia="ja-JP" w:bidi="ar-SA"/>
+              </w:rPr>
+            </w:pPr>
+            <w:r>
+              <w:rPr>
+                <w:rFonts w:eastAsia="Segoe UI" w:cs="Segoe UI" w:ascii="Segoe UI" w:hAnsi="Segoe UI"/>
+                <w:color w:val="101820"/>
+                <w:kern w:val="0"/>
+                <w:sz w:val="18"/>
+                <w:szCs w:val="24"/>
+                <w:lang w:val="en-US" w:eastAsia="ja-JP" w:bidi="ar-SA"/>
+              </w:rPr>
+              <w:t>433 of 433 steps passed (12 phases, 2,168 API calls) on a fresh database of the final code: set-up, go-live migration, customer due diligence, retail and corporate business, billing and collection, servicing, remittance, reconciliation, month-end close, reports and dashboards</w:t>
             </w:r>
           </w:p>
         </w:tc>
@@ -7113,75 +7227,75 @@
         <w:trPr/>
         <w:tc>
           <w:tcPr>
-            <w:tcW w:w="3394" w:type="dxa"/>
-            <w:tcBorders>
-              <w:top w:val="single" w:sz="4" w:space="0" w:color="BFC7D1"/>
-              <w:left w:val="single" w:sz="4" w:space="0" w:color="BFC7D1"/>
-              <w:bottom w:val="single" w:sz="4" w:space="0" w:color="BFC7D1"/>
-              <w:right w:val="single" w:sz="4" w:space="0" w:color="BFC7D1"/>
-            </w:tcBorders>
-          </w:tcPr>
-          <w:p>
-            <w:pPr>
-              <w:pStyle w:val="Normal"/>
-              <w:widowControl/>
-              <w:spacing w:lineRule="auto" w:line="240" w:before="0" w:after="20"/>
-              <w:jc w:val="left"/>
-              <w:rPr>
-                <w:rFonts w:ascii="Aptos" w:hAnsi="Aptos" w:eastAsia="ＭＳ 明朝" w:cs="Arial"/>
-                <w:kern w:val="0"/>
-                <w:sz w:val="24"/>
-                <w:szCs w:val="24"/>
-                <w:lang w:val="en-US" w:eastAsia="ja-JP" w:bidi="ar-SA"/>
-              </w:rPr>
-            </w:pPr>
-            <w:r>
-              <w:rPr>
-                <w:rFonts w:eastAsia="Segoe UI" w:cs="Segoe UI" w:ascii="Segoe UI" w:hAnsi="Segoe UI"/>
-                <w:color w:val="101820"/>
-                <w:kern w:val="0"/>
-                <w:sz w:val="18"/>
-                <w:szCs w:val="24"/>
-                <w:lang w:val="en-US" w:eastAsia="ja-JP" w:bidi="ar-SA"/>
-              </w:rPr>
-              <w:t>Release test cases</w:t>
-            </w:r>
-          </w:p>
-        </w:tc>
-        <w:tc>
-          <w:tcPr>
-            <w:tcW w:w="5619" w:type="dxa"/>
-            <w:tcBorders>
-              <w:top w:val="single" w:sz="4" w:space="0" w:color="BFC7D1"/>
-              <w:left w:val="single" w:sz="4" w:space="0" w:color="BFC7D1"/>
-              <w:bottom w:val="single" w:sz="4" w:space="0" w:color="BFC7D1"/>
-              <w:right w:val="single" w:sz="4" w:space="0" w:color="BFC7D1"/>
-            </w:tcBorders>
-          </w:tcPr>
-          <w:p>
-            <w:pPr>
-              <w:pStyle w:val="Normal"/>
-              <w:widowControl/>
-              <w:spacing w:lineRule="auto" w:line="240" w:before="0" w:after="20"/>
-              <w:jc w:val="left"/>
-              <w:rPr>
-                <w:rFonts w:ascii="Aptos" w:hAnsi="Aptos" w:eastAsia="ＭＳ 明朝" w:cs="Arial"/>
-                <w:kern w:val="0"/>
-                <w:sz w:val="24"/>
-                <w:szCs w:val="24"/>
-                <w:lang w:val="en-US" w:eastAsia="ja-JP" w:bidi="ar-SA"/>
-              </w:rPr>
-            </w:pPr>
-            <w:r>
-              <w:rPr>
-                <w:rFonts w:eastAsia="Segoe UI" w:cs="Segoe UI" w:ascii="Segoe UI" w:hAnsi="Segoe UI"/>
-                <w:color w:val="101820"/>
-                <w:kern w:val="0"/>
-                <w:sz w:val="18"/>
-                <w:szCs w:val="24"/>
-                <w:lang w:val="en-US" w:eastAsia="ja-JP" w:bidi="ar-SA"/>
-              </w:rPr>
-              <w:t>497 cases; see the Test Summary Report version 1.1 for the status after re-test</w:t>
+            <w:tcW w:w="4459" w:type="dxa"/>
+            <w:tcBorders>
+              <w:top w:val="single" w:sz="4" w:space="0" w:color="BFC7D1"/>
+              <w:left w:val="single" w:sz="4" w:space="0" w:color="BFC7D1"/>
+              <w:bottom w:val="single" w:sz="4" w:space="0" w:color="BFC7D1"/>
+              <w:right w:val="single" w:sz="4" w:space="0" w:color="BFC7D1"/>
+            </w:tcBorders>
+          </w:tcPr>
+          <w:p>
+            <w:pPr>
+              <w:pStyle w:val="Normal"/>
+              <w:widowControl/>
+              <w:spacing w:lineRule="auto" w:line="240" w:before="0" w:after="20"/>
+              <w:jc w:val="left"/>
+              <w:rPr>
+                <w:rFonts w:ascii="Aptos" w:hAnsi="Aptos" w:eastAsia="ＭＳ 明朝" w:cs="Arial"/>
+                <w:kern w:val="0"/>
+                <w:sz w:val="24"/>
+                <w:szCs w:val="24"/>
+                <w:lang w:val="en-US" w:eastAsia="ja-JP" w:bidi="ar-SA"/>
+              </w:rPr>
+            </w:pPr>
+            <w:r>
+              <w:rPr>
+                <w:rFonts w:eastAsia="Segoe UI" w:cs="Segoe UI" w:ascii="Segoe UI" w:hAnsi="Segoe UI"/>
+                <w:color w:val="101820"/>
+                <w:kern w:val="0"/>
+                <w:sz w:val="18"/>
+                <w:szCs w:val="24"/>
+                <w:lang w:val="en-US" w:eastAsia="ja-JP" w:bidi="ar-SA"/>
+              </w:rPr>
+              <w:t>Go-live rehearsal, masking and comparison</w:t>
+            </w:r>
+          </w:p>
+        </w:tc>
+        <w:tc>
+          <w:tcPr>
+            <w:tcW w:w="4555" w:type="dxa"/>
+            <w:tcBorders>
+              <w:top w:val="single" w:sz="4" w:space="0" w:color="BFC7D1"/>
+              <w:left w:val="single" w:sz="4" w:space="0" w:color="BFC7D1"/>
+              <w:bottom w:val="single" w:sz="4" w:space="0" w:color="BFC7D1"/>
+              <w:right w:val="single" w:sz="4" w:space="0" w:color="BFC7D1"/>
+            </w:tcBorders>
+          </w:tcPr>
+          <w:p>
+            <w:pPr>
+              <w:pStyle w:val="Normal"/>
+              <w:widowControl/>
+              <w:spacing w:lineRule="auto" w:line="240" w:before="0" w:after="20"/>
+              <w:jc w:val="left"/>
+              <w:rPr>
+                <w:rFonts w:ascii="Aptos" w:hAnsi="Aptos" w:eastAsia="ＭＳ 明朝" w:cs="Arial"/>
+                <w:kern w:val="0"/>
+                <w:sz w:val="24"/>
+                <w:szCs w:val="24"/>
+                <w:lang w:val="en-US" w:eastAsia="ja-JP" w:bidi="ar-SA"/>
+              </w:rPr>
+            </w:pPr>
+            <w:r>
+              <w:rPr>
+                <w:rFonts w:eastAsia="Segoe UI" w:cs="Segoe UI" w:ascii="Segoe UI" w:hAnsi="Segoe UI"/>
+                <w:color w:val="101820"/>
+                <w:kern w:val="0"/>
+                <w:sz w:val="18"/>
+                <w:szCs w:val="24"/>
+                <w:lang w:val="en-US" w:eastAsia="ja-JP" w:bidi="ar-SA"/>
+              </w:rPr>
+              <w:t>52 of 52 rehearsal checks passed between two environments; data masking of a copy verified clean; environment comparison identical apart from environment-specific values</w:t>
             </w:r>
           </w:p>
         </w:tc>
@@ -7190,75 +7304,75 @@
         <w:trPr/>
         <w:tc>
           <w:tcPr>
-            <w:tcW w:w="3394" w:type="dxa"/>
-            <w:tcBorders>
-              <w:top w:val="single" w:sz="4" w:space="0" w:color="BFC7D1"/>
-              <w:left w:val="single" w:sz="4" w:space="0" w:color="BFC7D1"/>
-              <w:bottom w:val="single" w:sz="4" w:space="0" w:color="BFC7D1"/>
-              <w:right w:val="single" w:sz="4" w:space="0" w:color="BFC7D1"/>
-            </w:tcBorders>
-          </w:tcPr>
-          <w:p>
-            <w:pPr>
-              <w:pStyle w:val="Normal"/>
-              <w:widowControl/>
-              <w:spacing w:lineRule="auto" w:line="240" w:before="0" w:after="20"/>
-              <w:jc w:val="left"/>
-              <w:rPr>
-                <w:rFonts w:ascii="Aptos" w:hAnsi="Aptos" w:eastAsia="ＭＳ 明朝" w:cs="Arial"/>
-                <w:kern w:val="0"/>
-                <w:sz w:val="24"/>
-                <w:szCs w:val="24"/>
-                <w:lang w:val="en-US" w:eastAsia="ja-JP" w:bidi="ar-SA"/>
-              </w:rPr>
-            </w:pPr>
-            <w:r>
-              <w:rPr>
-                <w:rFonts w:eastAsia="Segoe UI" w:cs="Segoe UI" w:ascii="Segoe UI" w:hAnsi="Segoe UI"/>
-                <w:color w:val="101820"/>
-                <w:kern w:val="0"/>
-                <w:sz w:val="18"/>
-                <w:szCs w:val="24"/>
-                <w:lang w:val="en-US" w:eastAsia="ja-JP" w:bidi="ar-SA"/>
-              </w:rPr>
-              <w:t>Screen stability, 173 screens</w:t>
-            </w:r>
-          </w:p>
-        </w:tc>
-        <w:tc>
-          <w:tcPr>
-            <w:tcW w:w="5619" w:type="dxa"/>
-            <w:tcBorders>
-              <w:top w:val="single" w:sz="4" w:space="0" w:color="BFC7D1"/>
-              <w:left w:val="single" w:sz="4" w:space="0" w:color="BFC7D1"/>
-              <w:bottom w:val="single" w:sz="4" w:space="0" w:color="BFC7D1"/>
-              <w:right w:val="single" w:sz="4" w:space="0" w:color="BFC7D1"/>
-            </w:tcBorders>
-          </w:tcPr>
-          <w:p>
-            <w:pPr>
-              <w:pStyle w:val="Normal"/>
-              <w:widowControl/>
-              <w:spacing w:lineRule="auto" w:line="240" w:before="0" w:after="20"/>
-              <w:jc w:val="left"/>
-              <w:rPr>
-                <w:rFonts w:ascii="Aptos" w:hAnsi="Aptos" w:eastAsia="ＭＳ 明朝" w:cs="Arial"/>
-                <w:kern w:val="0"/>
-                <w:sz w:val="24"/>
-                <w:szCs w:val="24"/>
-                <w:lang w:val="en-US" w:eastAsia="ja-JP" w:bidi="ar-SA"/>
-              </w:rPr>
-            </w:pPr>
-            <w:r>
-              <w:rPr>
-                <w:rFonts w:eastAsia="Segoe UI" w:cs="Segoe UI" w:ascii="Segoe UI" w:hAnsi="Segoe UI"/>
-                <w:color w:val="101820"/>
-                <w:kern w:val="0"/>
-                <w:sz w:val="18"/>
-                <w:szCs w:val="24"/>
-                <w:lang w:val="en-US" w:eastAsia="ja-JP" w:bidi="ar-SA"/>
-              </w:rPr>
-              <w:t>No screen with a layout shift above 0.05; no visible loading indicator; no console or API error; no horizontal scroll at 1440 and 1280 pixels</w:t>
+            <w:tcW w:w="4459" w:type="dxa"/>
+            <w:tcBorders>
+              <w:top w:val="single" w:sz="4" w:space="0" w:color="BFC7D1"/>
+              <w:left w:val="single" w:sz="4" w:space="0" w:color="BFC7D1"/>
+              <w:bottom w:val="single" w:sz="4" w:space="0" w:color="BFC7D1"/>
+              <w:right w:val="single" w:sz="4" w:space="0" w:color="BFC7D1"/>
+            </w:tcBorders>
+          </w:tcPr>
+          <w:p>
+            <w:pPr>
+              <w:pStyle w:val="Normal"/>
+              <w:widowControl/>
+              <w:spacing w:lineRule="auto" w:line="240" w:before="0" w:after="20"/>
+              <w:jc w:val="left"/>
+              <w:rPr>
+                <w:rFonts w:ascii="Aptos" w:hAnsi="Aptos" w:eastAsia="ＭＳ 明朝" w:cs="Arial"/>
+                <w:kern w:val="0"/>
+                <w:sz w:val="24"/>
+                <w:szCs w:val="24"/>
+                <w:lang w:val="en-US" w:eastAsia="ja-JP" w:bidi="ar-SA"/>
+              </w:rPr>
+            </w:pPr>
+            <w:r>
+              <w:rPr>
+                <w:rFonts w:eastAsia="Segoe UI" w:cs="Segoe UI" w:ascii="Segoe UI" w:hAnsi="Segoe UI"/>
+                <w:color w:val="101820"/>
+                <w:kern w:val="0"/>
+                <w:sz w:val="18"/>
+                <w:szCs w:val="24"/>
+                <w:lang w:val="en-US" w:eastAsia="ja-JP" w:bidi="ar-SA"/>
+              </w:rPr>
+              <w:t>Release test cases</w:t>
+            </w:r>
+          </w:p>
+        </w:tc>
+        <w:tc>
+          <w:tcPr>
+            <w:tcW w:w="4555" w:type="dxa"/>
+            <w:tcBorders>
+              <w:top w:val="single" w:sz="4" w:space="0" w:color="BFC7D1"/>
+              <w:left w:val="single" w:sz="4" w:space="0" w:color="BFC7D1"/>
+              <w:bottom w:val="single" w:sz="4" w:space="0" w:color="BFC7D1"/>
+              <w:right w:val="single" w:sz="4" w:space="0" w:color="BFC7D1"/>
+            </w:tcBorders>
+          </w:tcPr>
+          <w:p>
+            <w:pPr>
+              <w:pStyle w:val="Normal"/>
+              <w:widowControl/>
+              <w:spacing w:lineRule="auto" w:line="240" w:before="0" w:after="20"/>
+              <w:jc w:val="left"/>
+              <w:rPr>
+                <w:rFonts w:ascii="Aptos" w:hAnsi="Aptos" w:eastAsia="ＭＳ 明朝" w:cs="Arial"/>
+                <w:kern w:val="0"/>
+                <w:sz w:val="24"/>
+                <w:szCs w:val="24"/>
+                <w:lang w:val="en-US" w:eastAsia="ja-JP" w:bidi="ar-SA"/>
+              </w:rPr>
+            </w:pPr>
+            <w:r>
+              <w:rPr>
+                <w:rFonts w:eastAsia="Segoe UI" w:cs="Segoe UI" w:ascii="Segoe UI" w:hAnsi="Segoe UI"/>
+                <w:color w:val="101820"/>
+                <w:kern w:val="0"/>
+                <w:sz w:val="18"/>
+                <w:szCs w:val="24"/>
+                <w:lang w:val="en-US" w:eastAsia="ja-JP" w:bidi="ar-SA"/>
+              </w:rPr>
+              <w:t>629 cases (617 passed, 1 failed, 3 blocked, 8 not run); the defects found in the release verification (BV-DEF-009 to BV-DEF-014) are fixed and closed; see the Test Summary Report version 1.3</w:t>
             </w:r>
           </w:p>
         </w:tc>
@@ -7267,75 +7381,75 @@
         <w:trPr/>
         <w:tc>
           <w:tcPr>
-            <w:tcW w:w="3394" w:type="dxa"/>
-            <w:tcBorders>
-              <w:top w:val="single" w:sz="4" w:space="0" w:color="BFC7D1"/>
-              <w:left w:val="single" w:sz="4" w:space="0" w:color="BFC7D1"/>
-              <w:bottom w:val="single" w:sz="4" w:space="0" w:color="BFC7D1"/>
-              <w:right w:val="single" w:sz="4" w:space="0" w:color="BFC7D1"/>
-            </w:tcBorders>
-          </w:tcPr>
-          <w:p>
-            <w:pPr>
-              <w:pStyle w:val="Normal"/>
-              <w:widowControl/>
-              <w:spacing w:lineRule="auto" w:line="240" w:before="0" w:after="20"/>
-              <w:jc w:val="left"/>
-              <w:rPr>
-                <w:rFonts w:ascii="Aptos" w:hAnsi="Aptos" w:eastAsia="ＭＳ 明朝" w:cs="Arial"/>
-                <w:kern w:val="0"/>
-                <w:sz w:val="24"/>
-                <w:szCs w:val="24"/>
-                <w:lang w:val="en-US" w:eastAsia="ja-JP" w:bidi="ar-SA"/>
-              </w:rPr>
-            </w:pPr>
-            <w:r>
-              <w:rPr>
-                <w:rFonts w:eastAsia="Segoe UI" w:cs="Segoe UI" w:ascii="Segoe UI" w:hAnsi="Segoe UI"/>
-                <w:color w:val="101820"/>
-                <w:kern w:val="0"/>
-                <w:sz w:val="18"/>
-                <w:szCs w:val="24"/>
-                <w:lang w:val="en-US" w:eastAsia="ja-JP" w:bidi="ar-SA"/>
-              </w:rPr>
-              <w:t>Role-based access</w:t>
-            </w:r>
-          </w:p>
-        </w:tc>
-        <w:tc>
-          <w:tcPr>
-            <w:tcW w:w="5619" w:type="dxa"/>
-            <w:tcBorders>
-              <w:top w:val="single" w:sz="4" w:space="0" w:color="BFC7D1"/>
-              <w:left w:val="single" w:sz="4" w:space="0" w:color="BFC7D1"/>
-              <w:bottom w:val="single" w:sz="4" w:space="0" w:color="BFC7D1"/>
-              <w:right w:val="single" w:sz="4" w:space="0" w:color="BFC7D1"/>
-            </w:tcBorders>
-          </w:tcPr>
-          <w:p>
-            <w:pPr>
-              <w:pStyle w:val="Normal"/>
-              <w:widowControl/>
-              <w:spacing w:lineRule="auto" w:line="240" w:before="0" w:after="20"/>
-              <w:jc w:val="left"/>
-              <w:rPr>
-                <w:rFonts w:ascii="Aptos" w:hAnsi="Aptos" w:eastAsia="ＭＳ 明朝" w:cs="Arial"/>
-                <w:kern w:val="0"/>
-                <w:sz w:val="24"/>
-                <w:szCs w:val="24"/>
-                <w:lang w:val="en-US" w:eastAsia="ja-JP" w:bidi="ar-SA"/>
-              </w:rPr>
-            </w:pPr>
-            <w:r>
-              <w:rPr>
-                <w:rFonts w:eastAsia="Segoe UI" w:cs="Segoe UI" w:ascii="Segoe UI" w:hAnsi="Segoe UI"/>
-                <w:color w:val="101820"/>
-                <w:kern w:val="0"/>
-                <w:sz w:val="18"/>
-                <w:szCs w:val="24"/>
-                <w:lang w:val="en-US" w:eastAsia="ja-JP" w:bidi="ar-SA"/>
-              </w:rPr>
-              <w:t>Every role opens only its permitted screens; refused calls return 401 or 403</w:t>
+            <w:tcW w:w="4459" w:type="dxa"/>
+            <w:tcBorders>
+              <w:top w:val="single" w:sz="4" w:space="0" w:color="BFC7D1"/>
+              <w:left w:val="single" w:sz="4" w:space="0" w:color="BFC7D1"/>
+              <w:bottom w:val="single" w:sz="4" w:space="0" w:color="BFC7D1"/>
+              <w:right w:val="single" w:sz="4" w:space="0" w:color="BFC7D1"/>
+            </w:tcBorders>
+          </w:tcPr>
+          <w:p>
+            <w:pPr>
+              <w:pStyle w:val="Normal"/>
+              <w:widowControl/>
+              <w:spacing w:lineRule="auto" w:line="240" w:before="0" w:after="20"/>
+              <w:jc w:val="left"/>
+              <w:rPr>
+                <w:rFonts w:ascii="Aptos" w:hAnsi="Aptos" w:eastAsia="ＭＳ 明朝" w:cs="Arial"/>
+                <w:kern w:val="0"/>
+                <w:sz w:val="24"/>
+                <w:szCs w:val="24"/>
+                <w:lang w:val="en-US" w:eastAsia="ja-JP" w:bidi="ar-SA"/>
+              </w:rPr>
+            </w:pPr>
+            <w:r>
+              <w:rPr>
+                <w:rFonts w:eastAsia="Segoe UI" w:cs="Segoe UI" w:ascii="Segoe UI" w:hAnsi="Segoe UI"/>
+                <w:color w:val="101820"/>
+                <w:kern w:val="0"/>
+                <w:sz w:val="18"/>
+                <w:szCs w:val="24"/>
+                <w:lang w:val="en-US" w:eastAsia="ja-JP" w:bidi="ar-SA"/>
+              </w:rPr>
+              <w:t>Screen stability, 173 screens (03 October 2026)</w:t>
+            </w:r>
+          </w:p>
+        </w:tc>
+        <w:tc>
+          <w:tcPr>
+            <w:tcW w:w="4555" w:type="dxa"/>
+            <w:tcBorders>
+              <w:top w:val="single" w:sz="4" w:space="0" w:color="BFC7D1"/>
+              <w:left w:val="single" w:sz="4" w:space="0" w:color="BFC7D1"/>
+              <w:bottom w:val="single" w:sz="4" w:space="0" w:color="BFC7D1"/>
+              <w:right w:val="single" w:sz="4" w:space="0" w:color="BFC7D1"/>
+            </w:tcBorders>
+          </w:tcPr>
+          <w:p>
+            <w:pPr>
+              <w:pStyle w:val="Normal"/>
+              <w:widowControl/>
+              <w:spacing w:lineRule="auto" w:line="240" w:before="0" w:after="20"/>
+              <w:jc w:val="left"/>
+              <w:rPr>
+                <w:rFonts w:ascii="Aptos" w:hAnsi="Aptos" w:eastAsia="ＭＳ 明朝" w:cs="Arial"/>
+                <w:kern w:val="0"/>
+                <w:sz w:val="24"/>
+                <w:szCs w:val="24"/>
+                <w:lang w:val="en-US" w:eastAsia="ja-JP" w:bidi="ar-SA"/>
+              </w:rPr>
+            </w:pPr>
+            <w:r>
+              <w:rPr>
+                <w:rFonts w:eastAsia="Segoe UI" w:cs="Segoe UI" w:ascii="Segoe UI" w:hAnsi="Segoe UI"/>
+                <w:color w:val="101820"/>
+                <w:kern w:val="0"/>
+                <w:sz w:val="18"/>
+                <w:szCs w:val="24"/>
+                <w:lang w:val="en-US" w:eastAsia="ja-JP" w:bidi="ar-SA"/>
+              </w:rPr>
+              <w:t>No screen with a layout shift above 0.05; no visible loading indicator; no console or API error; no horizontal scroll at 1440 and 1280 pixels</w:t>
             </w:r>
           </w:p>
         </w:tc>
@@ -7344,75 +7458,75 @@
         <w:trPr/>
         <w:tc>
           <w:tcPr>
-            <w:tcW w:w="3394" w:type="dxa"/>
-            <w:tcBorders>
-              <w:top w:val="single" w:sz="4" w:space="0" w:color="BFC7D1"/>
-              <w:left w:val="single" w:sz="4" w:space="0" w:color="BFC7D1"/>
-              <w:bottom w:val="single" w:sz="4" w:space="0" w:color="BFC7D1"/>
-              <w:right w:val="single" w:sz="4" w:space="0" w:color="BFC7D1"/>
-            </w:tcBorders>
-          </w:tcPr>
-          <w:p>
-            <w:pPr>
-              <w:pStyle w:val="Normal"/>
-              <w:widowControl/>
-              <w:spacing w:lineRule="auto" w:line="240" w:before="0" w:after="20"/>
-              <w:jc w:val="left"/>
-              <w:rPr>
-                <w:rFonts w:ascii="Aptos" w:hAnsi="Aptos" w:eastAsia="ＭＳ 明朝" w:cs="Arial"/>
-                <w:kern w:val="0"/>
-                <w:sz w:val="24"/>
-                <w:szCs w:val="24"/>
-                <w:lang w:val="en-US" w:eastAsia="ja-JP" w:bidi="ar-SA"/>
-              </w:rPr>
-            </w:pPr>
-            <w:r>
-              <w:rPr>
-                <w:rFonts w:eastAsia="Segoe UI" w:cs="Segoe UI" w:ascii="Segoe UI" w:hAnsi="Segoe UI"/>
-                <w:color w:val="101820"/>
-                <w:kern w:val="0"/>
-                <w:sz w:val="18"/>
-                <w:szCs w:val="24"/>
-                <w:lang w:val="en-US" w:eastAsia="ja-JP" w:bidi="ar-SA"/>
-              </w:rPr>
-              <w:t>Security checks</w:t>
-            </w:r>
-          </w:p>
-        </w:tc>
-        <w:tc>
-          <w:tcPr>
-            <w:tcW w:w="5619" w:type="dxa"/>
-            <w:tcBorders>
-              <w:top w:val="single" w:sz="4" w:space="0" w:color="BFC7D1"/>
-              <w:left w:val="single" w:sz="4" w:space="0" w:color="BFC7D1"/>
-              <w:bottom w:val="single" w:sz="4" w:space="0" w:color="BFC7D1"/>
-              <w:right w:val="single" w:sz="4" w:space="0" w:color="BFC7D1"/>
-            </w:tcBorders>
-          </w:tcPr>
-          <w:p>
-            <w:pPr>
-              <w:pStyle w:val="Normal"/>
-              <w:widowControl/>
-              <w:spacing w:lineRule="auto" w:line="240" w:before="0" w:after="20"/>
-              <w:jc w:val="left"/>
-              <w:rPr>
-                <w:rFonts w:ascii="Aptos" w:hAnsi="Aptos" w:eastAsia="ＭＳ 明朝" w:cs="Arial"/>
-                <w:kern w:val="0"/>
-                <w:sz w:val="24"/>
-                <w:szCs w:val="24"/>
-                <w:lang w:val="en-US" w:eastAsia="ja-JP" w:bidi="ar-SA"/>
-              </w:rPr>
-            </w:pPr>
-            <w:r>
-              <w:rPr>
-                <w:rFonts w:eastAsia="Segoe UI" w:cs="Segoe UI" w:ascii="Segoe UI" w:hAnsi="Segoe UI"/>
-                <w:color w:val="101820"/>
-                <w:kern w:val="0"/>
-                <w:sz w:val="18"/>
-                <w:szCs w:val="24"/>
-                <w:lang w:val="en-US" w:eastAsia="ja-JP" w:bidi="ar-SA"/>
-              </w:rPr>
-              <w:t>No SQL built from user input; security headers present; sign-in lockout after 5 failed attempts; two-step verification; backend dependency audit with no vulnerability</w:t>
+            <w:tcW w:w="4459" w:type="dxa"/>
+            <w:tcBorders>
+              <w:top w:val="single" w:sz="4" w:space="0" w:color="BFC7D1"/>
+              <w:left w:val="single" w:sz="4" w:space="0" w:color="BFC7D1"/>
+              <w:bottom w:val="single" w:sz="4" w:space="0" w:color="BFC7D1"/>
+              <w:right w:val="single" w:sz="4" w:space="0" w:color="BFC7D1"/>
+            </w:tcBorders>
+          </w:tcPr>
+          <w:p>
+            <w:pPr>
+              <w:pStyle w:val="Normal"/>
+              <w:widowControl/>
+              <w:spacing w:lineRule="auto" w:line="240" w:before="0" w:after="20"/>
+              <w:jc w:val="left"/>
+              <w:rPr>
+                <w:rFonts w:ascii="Aptos" w:hAnsi="Aptos" w:eastAsia="ＭＳ 明朝" w:cs="Arial"/>
+                <w:kern w:val="0"/>
+                <w:sz w:val="24"/>
+                <w:szCs w:val="24"/>
+                <w:lang w:val="en-US" w:eastAsia="ja-JP" w:bidi="ar-SA"/>
+              </w:rPr>
+            </w:pPr>
+            <w:r>
+              <w:rPr>
+                <w:rFonts w:eastAsia="Segoe UI" w:cs="Segoe UI" w:ascii="Segoe UI" w:hAnsi="Segoe UI"/>
+                <w:color w:val="101820"/>
+                <w:kern w:val="0"/>
+                <w:sz w:val="18"/>
+                <w:szCs w:val="24"/>
+                <w:lang w:val="en-US" w:eastAsia="ja-JP" w:bidi="ar-SA"/>
+              </w:rPr>
+              <w:t>Role-based access</w:t>
+            </w:r>
+          </w:p>
+        </w:tc>
+        <w:tc>
+          <w:tcPr>
+            <w:tcW w:w="4555" w:type="dxa"/>
+            <w:tcBorders>
+              <w:top w:val="single" w:sz="4" w:space="0" w:color="BFC7D1"/>
+              <w:left w:val="single" w:sz="4" w:space="0" w:color="BFC7D1"/>
+              <w:bottom w:val="single" w:sz="4" w:space="0" w:color="BFC7D1"/>
+              <w:right w:val="single" w:sz="4" w:space="0" w:color="BFC7D1"/>
+            </w:tcBorders>
+          </w:tcPr>
+          <w:p>
+            <w:pPr>
+              <w:pStyle w:val="Normal"/>
+              <w:widowControl/>
+              <w:spacing w:lineRule="auto" w:line="240" w:before="0" w:after="20"/>
+              <w:jc w:val="left"/>
+              <w:rPr>
+                <w:rFonts w:ascii="Aptos" w:hAnsi="Aptos" w:eastAsia="ＭＳ 明朝" w:cs="Arial"/>
+                <w:kern w:val="0"/>
+                <w:sz w:val="24"/>
+                <w:szCs w:val="24"/>
+                <w:lang w:val="en-US" w:eastAsia="ja-JP" w:bidi="ar-SA"/>
+              </w:rPr>
+            </w:pPr>
+            <w:r>
+              <w:rPr>
+                <w:rFonts w:eastAsia="Segoe UI" w:cs="Segoe UI" w:ascii="Segoe UI" w:hAnsi="Segoe UI"/>
+                <w:color w:val="101820"/>
+                <w:kern w:val="0"/>
+                <w:sz w:val="18"/>
+                <w:szCs w:val="24"/>
+                <w:lang w:val="en-US" w:eastAsia="ja-JP" w:bidi="ar-SA"/>
+              </w:rPr>
+              <w:t>Every role opens only its permitted screens; refused calls return 401 or 403</w:t>
             </w:r>
           </w:p>
         </w:tc>
@@ -7421,75 +7535,75 @@
         <w:trPr/>
         <w:tc>
           <w:tcPr>
-            <w:tcW w:w="3394" w:type="dxa"/>
-            <w:tcBorders>
-              <w:top w:val="single" w:sz="4" w:space="0" w:color="BFC7D1"/>
-              <w:left w:val="single" w:sz="4" w:space="0" w:color="BFC7D1"/>
-              <w:bottom w:val="single" w:sz="4" w:space="0" w:color="BFC7D1"/>
-              <w:right w:val="single" w:sz="4" w:space="0" w:color="BFC7D1"/>
-            </w:tcBorders>
-          </w:tcPr>
-          <w:p>
-            <w:pPr>
-              <w:pStyle w:val="Normal"/>
-              <w:widowControl/>
-              <w:spacing w:lineRule="auto" w:line="240" w:before="0" w:after="20"/>
-              <w:jc w:val="left"/>
-              <w:rPr>
-                <w:rFonts w:ascii="Aptos" w:hAnsi="Aptos" w:eastAsia="ＭＳ 明朝" w:cs="Arial"/>
-                <w:kern w:val="0"/>
-                <w:sz w:val="24"/>
-                <w:szCs w:val="24"/>
-                <w:lang w:val="en-US" w:eastAsia="ja-JP" w:bidi="ar-SA"/>
-              </w:rPr>
-            </w:pPr>
-            <w:r>
-              <w:rPr>
-                <w:rFonts w:eastAsia="Segoe UI" w:cs="Segoe UI" w:ascii="Segoe UI" w:hAnsi="Segoe UI"/>
-                <w:color w:val="101820"/>
-                <w:kern w:val="0"/>
-                <w:sz w:val="18"/>
-                <w:szCs w:val="24"/>
-                <w:lang w:val="en-US" w:eastAsia="ja-JP" w:bidi="ar-SA"/>
-              </w:rPr>
-              <w:t>API consistency</w:t>
-            </w:r>
-          </w:p>
-        </w:tc>
-        <w:tc>
-          <w:tcPr>
-            <w:tcW w:w="5619" w:type="dxa"/>
-            <w:tcBorders>
-              <w:top w:val="single" w:sz="4" w:space="0" w:color="BFC7D1"/>
-              <w:left w:val="single" w:sz="4" w:space="0" w:color="BFC7D1"/>
-              <w:bottom w:val="single" w:sz="4" w:space="0" w:color="BFC7D1"/>
-              <w:right w:val="single" w:sz="4" w:space="0" w:color="BFC7D1"/>
-            </w:tcBorders>
-          </w:tcPr>
-          <w:p>
-            <w:pPr>
-              <w:pStyle w:val="Normal"/>
-              <w:widowControl/>
-              <w:spacing w:lineRule="auto" w:line="240" w:before="0" w:after="20"/>
-              <w:jc w:val="left"/>
-              <w:rPr>
-                <w:rFonts w:ascii="Aptos" w:hAnsi="Aptos" w:eastAsia="ＭＳ 明朝" w:cs="Arial"/>
-                <w:kern w:val="0"/>
-                <w:sz w:val="24"/>
-                <w:szCs w:val="24"/>
-                <w:lang w:val="en-US" w:eastAsia="ja-JP" w:bidi="ar-SA"/>
-              </w:rPr>
-            </w:pPr>
-            <w:r>
-              <w:rPr>
-                <w:rFonts w:eastAsia="Segoe UI" w:cs="Segoe UI" w:ascii="Segoe UI" w:hAnsi="Segoe UI"/>
-                <w:color w:val="101820"/>
-                <w:kern w:val="0"/>
-                <w:sz w:val="18"/>
-                <w:szCs w:val="24"/>
-                <w:lang w:val="en-US" w:eastAsia="ja-JP" w:bidi="ar-SA"/>
-              </w:rPr>
-              <w:t>868 backend routes; no screen calls a route that does not exist</w:t>
+            <w:tcW w:w="4459" w:type="dxa"/>
+            <w:tcBorders>
+              <w:top w:val="single" w:sz="4" w:space="0" w:color="BFC7D1"/>
+              <w:left w:val="single" w:sz="4" w:space="0" w:color="BFC7D1"/>
+              <w:bottom w:val="single" w:sz="4" w:space="0" w:color="BFC7D1"/>
+              <w:right w:val="single" w:sz="4" w:space="0" w:color="BFC7D1"/>
+            </w:tcBorders>
+          </w:tcPr>
+          <w:p>
+            <w:pPr>
+              <w:pStyle w:val="Normal"/>
+              <w:widowControl/>
+              <w:spacing w:lineRule="auto" w:line="240" w:before="0" w:after="20"/>
+              <w:jc w:val="left"/>
+              <w:rPr>
+                <w:rFonts w:ascii="Aptos" w:hAnsi="Aptos" w:eastAsia="ＭＳ 明朝" w:cs="Arial"/>
+                <w:kern w:val="0"/>
+                <w:sz w:val="24"/>
+                <w:szCs w:val="24"/>
+                <w:lang w:val="en-US" w:eastAsia="ja-JP" w:bidi="ar-SA"/>
+              </w:rPr>
+            </w:pPr>
+            <w:r>
+              <w:rPr>
+                <w:rFonts w:eastAsia="Segoe UI" w:cs="Segoe UI" w:ascii="Segoe UI" w:hAnsi="Segoe UI"/>
+                <w:color w:val="101820"/>
+                <w:kern w:val="0"/>
+                <w:sz w:val="18"/>
+                <w:szCs w:val="24"/>
+                <w:lang w:val="en-US" w:eastAsia="ja-JP" w:bidi="ar-SA"/>
+              </w:rPr>
+              <w:t>Security checks</w:t>
+            </w:r>
+          </w:p>
+        </w:tc>
+        <w:tc>
+          <w:tcPr>
+            <w:tcW w:w="4555" w:type="dxa"/>
+            <w:tcBorders>
+              <w:top w:val="single" w:sz="4" w:space="0" w:color="BFC7D1"/>
+              <w:left w:val="single" w:sz="4" w:space="0" w:color="BFC7D1"/>
+              <w:bottom w:val="single" w:sz="4" w:space="0" w:color="BFC7D1"/>
+              <w:right w:val="single" w:sz="4" w:space="0" w:color="BFC7D1"/>
+            </w:tcBorders>
+          </w:tcPr>
+          <w:p>
+            <w:pPr>
+              <w:pStyle w:val="Normal"/>
+              <w:widowControl/>
+              <w:spacing w:lineRule="auto" w:line="240" w:before="0" w:after="20"/>
+              <w:jc w:val="left"/>
+              <w:rPr>
+                <w:rFonts w:ascii="Aptos" w:hAnsi="Aptos" w:eastAsia="ＭＳ 明朝" w:cs="Arial"/>
+                <w:kern w:val="0"/>
+                <w:sz w:val="24"/>
+                <w:szCs w:val="24"/>
+                <w:lang w:val="en-US" w:eastAsia="ja-JP" w:bidi="ar-SA"/>
+              </w:rPr>
+            </w:pPr>
+            <w:r>
+              <w:rPr>
+                <w:rFonts w:eastAsia="Segoe UI" w:cs="Segoe UI" w:ascii="Segoe UI" w:hAnsi="Segoe UI"/>
+                <w:color w:val="101820"/>
+                <w:kern w:val="0"/>
+                <w:sz w:val="18"/>
+                <w:szCs w:val="24"/>
+                <w:lang w:val="en-US" w:eastAsia="ja-JP" w:bidi="ar-SA"/>
+              </w:rPr>
+              <w:t>No SQL built from user input; security headers present; sign-in lockout after 5 failed attempts; two-step verification; backend dependency audit with no vulnerability</w:t>
             </w:r>
           </w:p>
         </w:tc>
@@ -7498,7 +7612,84 @@
         <w:trPr/>
         <w:tc>
           <w:tcPr>
-            <w:tcW w:w="3394" w:type="dxa"/>
+            <w:tcW w:w="4459" w:type="dxa"/>
+            <w:tcBorders>
+              <w:top w:val="single" w:sz="4" w:space="0" w:color="BFC7D1"/>
+              <w:left w:val="single" w:sz="4" w:space="0" w:color="BFC7D1"/>
+              <w:bottom w:val="single" w:sz="4" w:space="0" w:color="BFC7D1"/>
+              <w:right w:val="single" w:sz="4" w:space="0" w:color="BFC7D1"/>
+            </w:tcBorders>
+          </w:tcPr>
+          <w:p>
+            <w:pPr>
+              <w:pStyle w:val="Normal"/>
+              <w:widowControl/>
+              <w:spacing w:lineRule="auto" w:line="240" w:before="0" w:after="20"/>
+              <w:jc w:val="left"/>
+              <w:rPr>
+                <w:rFonts w:ascii="Aptos" w:hAnsi="Aptos" w:eastAsia="ＭＳ 明朝" w:cs="Arial"/>
+                <w:kern w:val="0"/>
+                <w:sz w:val="24"/>
+                <w:szCs w:val="24"/>
+                <w:lang w:val="en-US" w:eastAsia="ja-JP" w:bidi="ar-SA"/>
+              </w:rPr>
+            </w:pPr>
+            <w:r>
+              <w:rPr>
+                <w:rFonts w:eastAsia="Segoe UI" w:cs="Segoe UI" w:ascii="Segoe UI" w:hAnsi="Segoe UI"/>
+                <w:color w:val="101820"/>
+                <w:kern w:val="0"/>
+                <w:sz w:val="18"/>
+                <w:szCs w:val="24"/>
+                <w:lang w:val="en-US" w:eastAsia="ja-JP" w:bidi="ar-SA"/>
+              </w:rPr>
+              <w:t>API consistency</w:t>
+            </w:r>
+          </w:p>
+        </w:tc>
+        <w:tc>
+          <w:tcPr>
+            <w:tcW w:w="4555" w:type="dxa"/>
+            <w:tcBorders>
+              <w:top w:val="single" w:sz="4" w:space="0" w:color="BFC7D1"/>
+              <w:left w:val="single" w:sz="4" w:space="0" w:color="BFC7D1"/>
+              <w:bottom w:val="single" w:sz="4" w:space="0" w:color="BFC7D1"/>
+              <w:right w:val="single" w:sz="4" w:space="0" w:color="BFC7D1"/>
+            </w:tcBorders>
+          </w:tcPr>
+          <w:p>
+            <w:pPr>
+              <w:pStyle w:val="Normal"/>
+              <w:widowControl/>
+              <w:spacing w:lineRule="auto" w:line="240" w:before="0" w:after="20"/>
+              <w:jc w:val="left"/>
+              <w:rPr>
+                <w:rFonts w:ascii="Aptos" w:hAnsi="Aptos" w:eastAsia="ＭＳ 明朝" w:cs="Arial"/>
+                <w:kern w:val="0"/>
+                <w:sz w:val="24"/>
+                <w:szCs w:val="24"/>
+                <w:lang w:val="en-US" w:eastAsia="ja-JP" w:bidi="ar-SA"/>
+              </w:rPr>
+            </w:pPr>
+            <w:r>
+              <w:rPr>
+                <w:rFonts w:eastAsia="Segoe UI" w:cs="Segoe UI" w:ascii="Segoe UI" w:hAnsi="Segoe UI"/>
+                <w:color w:val="101820"/>
+                <w:kern w:val="0"/>
+                <w:sz w:val="18"/>
+                <w:szCs w:val="24"/>
+                <w:lang w:val="en-US" w:eastAsia="ja-JP" w:bidi="ar-SA"/>
+              </w:rPr>
+              <w:t>868 backend routes; no screen calls a route that does not exist</w:t>
+            </w:r>
+          </w:p>
+        </w:tc>
+      </w:tr>
+      <w:tr>
+        <w:trPr/>
+        <w:tc>
+          <w:tcPr>
+            <w:tcW w:w="4459" w:type="dxa"/>
             <w:tcBorders>
               <w:top w:val="single" w:sz="4" w:space="0" w:color="BFC7D1"/>
               <w:left w:val="single" w:sz="4" w:space="0" w:color="BFC7D1"/>
@@ -7535,7 +7726,7 @@
         </w:tc>
         <w:tc>
           <w:tcPr>
-            <w:tcW w:w="5619" w:type="dxa"/>
+            <w:tcW w:w="4555" w:type="dxa"/>
             <w:tcBorders>
               <w:top w:val="single" w:sz="4" w:space="0" w:color="BFC7D1"/>
               <w:left w:val="single" w:sz="4" w:space="0" w:color="BFC7D1"/>
@@ -7580,7 +7771,7 @@
       <w:r>
         <w:br w:type="page"/>
       </w:r>
-      <w:bookmarkStart w:id="10" w:name="__RefHeading___Toc24227_3133665205"/>
+      <w:bookmarkStart w:id="10" w:name="__RefHeading___Toc4401_1822399517"/>
       <w:bookmarkEnd w:id="10"/>
       <w:r>
         <w:rPr>
@@ -7972,7 +8163,7 @@
         <w:pStyle w:val="Heading1"/>
         <w:rPr/>
       </w:pPr>
-      <w:bookmarkStart w:id="11" w:name="__RefHeading___Toc24229_3133665205"/>
+      <w:bookmarkStart w:id="11" w:name="__RefHeading___Toc4403_1822399517"/>
       <w:bookmarkEnd w:id="11"/>
       <w:r>
         <w:rPr>
@@ -10582,7 +10773,7 @@
       <w:r>
         <w:br w:type="page"/>
       </w:r>
-      <w:bookmarkStart w:id="12" w:name="__RefHeading___Toc24231_3133665205"/>
+      <w:bookmarkStart w:id="12" w:name="__RefHeading___Toc4405_1822399517"/>
       <w:bookmarkEnd w:id="12"/>
       <w:r>
         <w:rPr>
@@ -12472,7 +12663,7 @@
       <w:r>
         <w:br w:type="page"/>
       </w:r>
-      <w:bookmarkStart w:id="13" w:name="__RefHeading___Toc24233_3133665205"/>
+      <w:bookmarkStart w:id="13" w:name="__RefHeading___Toc4407_1822399517"/>
       <w:bookmarkEnd w:id="13"/>
       <w:r>
         <w:rPr>
@@ -14374,7 +14565,7 @@
         <w:pStyle w:val="Heading2"/>
         <w:rPr/>
       </w:pPr>
-      <w:bookmarkStart w:id="14" w:name="__RefHeading___Toc24235_3133665205"/>
+      <w:bookmarkStart w:id="14" w:name="__RefHeading___Toc4409_1822399517"/>
       <w:bookmarkEnd w:id="14"/>
       <w:r>
         <w:rPr>
@@ -14637,7 +14828,7 @@
                 <w:szCs w:val="24"/>
                 <w:lang w:val="en-US" w:eastAsia="ja-JP" w:bidi="ar-SA"/>
               </w:rPr>
-              <w:t>In the IC and NPC compliance package, being merged (</w:t>
+              <w:t>Delivered with the IC and NPC compliance package, merged on 04 October 2026 (</w:t>
             </w:r>
             <w:r>
               <w:rPr>
@@ -15294,7 +15485,7 @@
       <w:r>
         <w:br w:type="page"/>
       </w:r>
-      <w:bookmarkStart w:id="15" w:name="__RefHeading___Toc24237_3133665205"/>
+      <w:bookmarkStart w:id="15" w:name="__RefHeading___Toc4411_1822399517"/>
       <w:bookmarkEnd w:id="15"/>
       <w:r>
         <w:rPr>
@@ -20092,7 +20283,7 @@
       <w:r>
         <w:br w:type="page"/>
       </w:r>
-      <w:bookmarkStart w:id="16" w:name="__RefHeading___Toc24239_3133665205"/>
+      <w:bookmarkStart w:id="16" w:name="__RefHeading___Toc4413_1822399517"/>
       <w:bookmarkEnd w:id="16"/>
       <w:r>
         <w:rPr>
@@ -23315,7 +23506,7 @@
       <w:r>
         <w:br w:type="page"/>
       </w:r>
-      <w:bookmarkStart w:id="17" w:name="__RefHeading___Toc24241_3133665205"/>
+      <w:bookmarkStart w:id="17" w:name="__RefHeading___Toc4415_1822399517"/>
       <w:bookmarkEnd w:id="17"/>
       <w:r>
         <w:rPr>
@@ -24257,7 +24448,7 @@
       <w:r>
         <w:br w:type="page"/>
       </w:r>
-      <w:bookmarkStart w:id="18" w:name="__RefHeading___Toc24243_3133665205"/>
+      <w:bookmarkStart w:id="18" w:name="__RefHeading___Toc4417_1822399517"/>
       <w:bookmarkStart w:id="19" w:name="_Toc233203395"/>
       <w:bookmarkEnd w:id="18"/>
       <w:r>

--- a/docs/package/08_Management/BrokerVerse_Go_No_Go_and_Management_Register.docx
+++ b/docs/package/08_Management/BrokerVerse_Go_No_Go_and_Management_Register.docx
@@ -789,7 +789,7 @@
             </w:rPr>
             <w:fldChar w:fldCharType="separate"/>
           </w:r>
-          <w:hyperlink w:anchor="__RefHeading___Toc4389_1822399517">
+          <w:hyperlink w:anchor="__RefHeading___Toc119154_1894618434">
             <w:r>
               <w:rPr>
                 <w:webHidden/>
@@ -824,7 +824,7 @@
             </w:tabs>
             <w:rPr/>
           </w:pPr>
-          <w:hyperlink w:anchor="__RefHeading___Toc4391_1822399517">
+          <w:hyperlink w:anchor="__RefHeading___Toc119156_1894618434">
             <w:r>
               <w:rPr>
                 <w:webHidden/>
@@ -853,7 +853,7 @@
             </w:tabs>
             <w:rPr/>
           </w:pPr>
-          <w:hyperlink w:anchor="__RefHeading___Toc4393_1822399517">
+          <w:hyperlink w:anchor="__RefHeading___Toc119158_1894618434">
             <w:r>
               <w:rPr>
                 <w:webHidden/>
@@ -861,7 +861,7 @@
               </w:rPr>
               <w:t>3. Purpose and audience</w:t>
               <w:tab/>
-              <w:t>4</w:t>
+              <w:t>5</w:t>
             </w:r>
           </w:hyperlink>
         </w:p>
@@ -875,7 +875,7 @@
             </w:tabs>
             <w:rPr/>
           </w:pPr>
-          <w:hyperlink w:anchor="__RefHeading___Toc4395_1822399517">
+          <w:hyperlink w:anchor="__RefHeading___Toc119160_1894618434">
             <w:r>
               <w:rPr>
                 <w:webHidden/>
@@ -897,7 +897,7 @@
             </w:tabs>
             <w:rPr/>
           </w:pPr>
-          <w:hyperlink w:anchor="__RefHeading___Toc4397_1822399517">
+          <w:hyperlink w:anchor="__RefHeading___Toc119162_1894618434">
             <w:r>
               <w:rPr>
                 <w:webHidden/>
@@ -919,7 +919,7 @@
             </w:tabs>
             <w:rPr/>
           </w:pPr>
-          <w:hyperlink w:anchor="__RefHeading___Toc4399_1822399517">
+          <w:hyperlink w:anchor="__RefHeading___Toc119164_1894618434">
             <w:r>
               <w:rPr>
                 <w:webHidden/>
@@ -941,7 +941,7 @@
             </w:tabs>
             <w:rPr/>
           </w:pPr>
-          <w:hyperlink w:anchor="__RefHeading___Toc4401_1822399517">
+          <w:hyperlink w:anchor="__RefHeading___Toc119166_1894618434">
             <w:r>
               <w:rPr>
                 <w:webHidden/>
@@ -963,7 +963,7 @@
             </w:tabs>
             <w:rPr/>
           </w:pPr>
-          <w:hyperlink w:anchor="__RefHeading___Toc4403_1822399517">
+          <w:hyperlink w:anchor="__RefHeading___Toc119168_1894618434">
             <w:r>
               <w:rPr>
                 <w:webHidden/>
@@ -985,7 +985,7 @@
             </w:tabs>
             <w:rPr/>
           </w:pPr>
-          <w:hyperlink w:anchor="__RefHeading___Toc4405_1822399517">
+          <w:hyperlink w:anchor="__RefHeading___Toc119170_1894618434">
             <w:r>
               <w:rPr>
                 <w:webHidden/>
@@ -1007,7 +1007,7 @@
             </w:tabs>
             <w:rPr/>
           </w:pPr>
-          <w:hyperlink w:anchor="__RefHeading___Toc4407_1822399517">
+          <w:hyperlink w:anchor="__RefHeading___Toc119172_1894618434">
             <w:r>
               <w:rPr>
                 <w:webHidden/>
@@ -1029,7 +1029,7 @@
             </w:tabs>
             <w:rPr/>
           </w:pPr>
-          <w:hyperlink w:anchor="__RefHeading___Toc4409_1822399517">
+          <w:hyperlink w:anchor="__RefHeading___Toc119174_1894618434">
             <w:r>
               <w:rPr>
                 <w:webHidden/>
@@ -1051,7 +1051,7 @@
             </w:tabs>
             <w:rPr/>
           </w:pPr>
-          <w:hyperlink w:anchor="__RefHeading___Toc4411_1822399517">
+          <w:hyperlink w:anchor="__RefHeading___Toc119176_1894618434">
             <w:r>
               <w:rPr>
                 <w:webHidden/>
@@ -1073,7 +1073,7 @@
             </w:tabs>
             <w:rPr/>
           </w:pPr>
-          <w:hyperlink w:anchor="__RefHeading___Toc4413_1822399517">
+          <w:hyperlink w:anchor="__RefHeading___Toc119178_1894618434">
             <w:r>
               <w:rPr>
                 <w:webHidden/>
@@ -1095,7 +1095,7 @@
             </w:tabs>
             <w:rPr/>
           </w:pPr>
-          <w:hyperlink w:anchor="__RefHeading___Toc4415_1822399517">
+          <w:hyperlink w:anchor="__RefHeading___Toc119180_1894618434">
             <w:r>
               <w:rPr>
                 <w:webHidden/>
@@ -1117,7 +1117,7 @@
             </w:tabs>
             <w:rPr/>
           </w:pPr>
-          <w:hyperlink w:anchor="__RefHeading___Toc4417_1822399517">
+          <w:hyperlink w:anchor="__RefHeading___Toc119182_1894618434">
             <w:r>
               <w:rPr>
                 <w:webHidden/>
@@ -1165,7 +1165,7 @@
       <w:r>
         <w:br w:type="page"/>
       </w:r>
-      <w:bookmarkStart w:id="0" w:name="__RefHeading___Toc4389_1822399517"/>
+      <w:bookmarkStart w:id="0" w:name="__RefHeading___Toc119154_1894618434"/>
       <w:bookmarkStart w:id="1" w:name="_Toc48319687"/>
       <w:bookmarkStart w:id="2" w:name="_Toc11824118"/>
       <w:bookmarkEnd w:id="0"/>
@@ -1559,7 +1559,7 @@
                 <w:szCs w:val="24"/>
                 <w:lang w:val="en-US" w:eastAsia="ja-JP" w:bidi="ar-SA"/>
               </w:rPr>
-              <w:t>1.1.1</w:t>
+              <w:t>1.1.2</w:t>
             </w:r>
           </w:p>
         </w:tc>
@@ -1705,7 +1705,7 @@
                 <w:szCs w:val="24"/>
                 <w:lang w:val="en-US" w:eastAsia="ja-JP" w:bidi="ar-SA"/>
               </w:rPr>
-              <w:t>Version 1.1.1: release figures aligned with the release verification of 04 October 2026 (Test Summary Report 1.3); C9 and P2 record the merge of the IC and NPC compliance package. Version 1.1: conditions, notes, plans, risks and decisions for the modules merged since the release test (AML/CFT, BIR, IC and NPC registers, integrations, branding, distribution, operations and accounting, go-live tools and release pipeline)</w:t>
+              <w:t>Version 1.1.2: Client brand packs: basis is the client's contract with iorta TechNXT (management decision of 04 October 2026). Version 1.1.1: release figures aligned with the release verification of 04 October 2026 (Test Summary Report 1.3); C9 and P2 record the merge of the IC and NPC compliance package. Version 1.1: conditions, notes, plans, risks and decisions for the modules merged since the release test (AML/CFT, BIR, IC and NPC registers, integrations, branding, distribution, operations and accounting, go-live tools and release pipeline)</w:t>
             </w:r>
           </w:p>
         </w:tc>
@@ -1808,7 +1808,7 @@
           <w:spacing w:val="0"/>
         </w:rPr>
       </w:pPr>
-      <w:bookmarkStart w:id="4" w:name="__RefHeading___Toc4391_1822399517"/>
+      <w:bookmarkStart w:id="4" w:name="__RefHeading___Toc119156_1894618434"/>
       <w:bookmarkStart w:id="5" w:name="_Toc233203388"/>
       <w:bookmarkEnd w:id="4"/>
       <w:r>
@@ -4140,7 +4140,7 @@
         <w:pageBreakBefore w:val="false"/>
         <w:rPr/>
       </w:pPr>
-      <w:bookmarkStart w:id="6" w:name="__RefHeading___Toc4393_1822399517"/>
+      <w:bookmarkStart w:id="6" w:name="__RefHeading___Toc119158_1894618434"/>
       <w:bookmarkEnd w:id="6"/>
       <w:r>
         <w:rPr>
@@ -4282,7 +4282,7 @@
         <w:pStyle w:val="Heading2"/>
         <w:rPr/>
       </w:pPr>
-      <w:bookmarkStart w:id="7" w:name="__RefHeading___Toc4395_1822399517"/>
+      <w:bookmarkStart w:id="7" w:name="__RefHeading___Toc119160_1894618434"/>
       <w:bookmarkEnd w:id="7"/>
       <w:r>
         <w:rPr>
@@ -4778,6 +4778,120 @@
           </w:p>
         </w:tc>
       </w:tr>
+      <w:tr>
+        <w:trPr/>
+        <w:tc>
+          <w:tcPr>
+            <w:tcW w:w="1003" w:type="dxa"/>
+            <w:tcBorders>
+              <w:top w:val="single" w:sz="4" w:space="0" w:color="BFC7D1"/>
+              <w:left w:val="single" w:sz="4" w:space="0" w:color="BFC7D1"/>
+              <w:bottom w:val="single" w:sz="4" w:space="0" w:color="BFC7D1"/>
+              <w:right w:val="single" w:sz="4" w:space="0" w:color="BFC7D1"/>
+            </w:tcBorders>
+          </w:tcPr>
+          <w:p>
+            <w:pPr>
+              <w:pStyle w:val="Normal"/>
+              <w:widowControl/>
+              <w:spacing w:lineRule="auto" w:line="240" w:before="0" w:after="20"/>
+              <w:jc w:val="left"/>
+              <w:rPr>
+                <w:rFonts w:ascii="Aptos" w:hAnsi="Aptos" w:eastAsia="ＭＳ 明朝" w:cs="Arial"/>
+                <w:kern w:val="0"/>
+                <w:sz w:val="24"/>
+                <w:szCs w:val="24"/>
+                <w:lang w:val="en-US" w:eastAsia="ja-JP" w:bidi="ar-SA"/>
+              </w:rPr>
+            </w:pPr>
+            <w:r>
+              <w:rPr>
+                <w:rFonts w:eastAsia="Segoe UI" w:cs="Segoe UI" w:ascii="Segoe UI" w:hAnsi="Segoe UI"/>
+                <w:color w:val="101820"/>
+                <w:kern w:val="0"/>
+                <w:sz w:val="18"/>
+                <w:szCs w:val="24"/>
+                <w:lang w:val="en-US" w:eastAsia="ja-JP" w:bidi="ar-SA"/>
+              </w:rPr>
+              <w:t>1.1.2</w:t>
+            </w:r>
+          </w:p>
+        </w:tc>
+        <w:tc>
+          <w:tcPr>
+            <w:tcW w:w="1912" w:type="dxa"/>
+            <w:tcBorders>
+              <w:top w:val="single" w:sz="4" w:space="0" w:color="BFC7D1"/>
+              <w:left w:val="single" w:sz="4" w:space="0" w:color="BFC7D1"/>
+              <w:bottom w:val="single" w:sz="4" w:space="0" w:color="BFC7D1"/>
+              <w:right w:val="single" w:sz="4" w:space="0" w:color="BFC7D1"/>
+            </w:tcBorders>
+          </w:tcPr>
+          <w:p>
+            <w:pPr>
+              <w:pStyle w:val="Normal"/>
+              <w:widowControl/>
+              <w:spacing w:lineRule="auto" w:line="240" w:before="0" w:after="20"/>
+              <w:jc w:val="left"/>
+              <w:rPr>
+                <w:rFonts w:ascii="Aptos" w:hAnsi="Aptos" w:eastAsia="ＭＳ 明朝" w:cs="Arial"/>
+                <w:kern w:val="0"/>
+                <w:sz w:val="24"/>
+                <w:szCs w:val="24"/>
+                <w:lang w:val="en-US" w:eastAsia="ja-JP" w:bidi="ar-SA"/>
+              </w:rPr>
+            </w:pPr>
+            <w:r>
+              <w:rPr>
+                <w:rFonts w:eastAsia="Segoe UI" w:cs="Segoe UI" w:ascii="Segoe UI" w:hAnsi="Segoe UI"/>
+                <w:color w:val="101820"/>
+                <w:kern w:val="0"/>
+                <w:sz w:val="18"/>
+                <w:szCs w:val="24"/>
+                <w:lang w:val="en-US" w:eastAsia="ja-JP" w:bidi="ar-SA"/>
+              </w:rPr>
+              <w:t>04 October 2026</w:t>
+            </w:r>
+          </w:p>
+        </w:tc>
+        <w:tc>
+          <w:tcPr>
+            <w:tcW w:w="6098" w:type="dxa"/>
+            <w:tcBorders>
+              <w:top w:val="single" w:sz="4" w:space="0" w:color="BFC7D1"/>
+              <w:left w:val="single" w:sz="4" w:space="0" w:color="BFC7D1"/>
+              <w:bottom w:val="single" w:sz="4" w:space="0" w:color="BFC7D1"/>
+              <w:right w:val="single" w:sz="4" w:space="0" w:color="BFC7D1"/>
+            </w:tcBorders>
+          </w:tcPr>
+          <w:p>
+            <w:pPr>
+              <w:pStyle w:val="Normal"/>
+              <w:widowControl/>
+              <w:spacing w:lineRule="auto" w:line="240" w:before="0" w:after="20"/>
+              <w:jc w:val="left"/>
+              <w:rPr>
+                <w:rFonts w:ascii="Aptos" w:hAnsi="Aptos" w:eastAsia="ＭＳ 明朝" w:cs="Arial"/>
+                <w:kern w:val="0"/>
+                <w:sz w:val="24"/>
+                <w:szCs w:val="24"/>
+                <w:lang w:val="en-US" w:eastAsia="ja-JP" w:bidi="ar-SA"/>
+              </w:rPr>
+            </w:pPr>
+            <w:r>
+              <w:rPr>
+                <w:rFonts w:eastAsia="Segoe UI" w:cs="Segoe UI" w:ascii="Segoe UI" w:hAnsi="Segoe UI"/>
+                <w:color w:val="101820"/>
+                <w:kern w:val="0"/>
+                <w:sz w:val="18"/>
+                <w:szCs w:val="24"/>
+                <w:lang w:val="en-US" w:eastAsia="ja-JP" w:bidi="ar-SA"/>
+              </w:rPr>
+              <w:t>Client brand packs: basis is the client's contract with iorta TechNXT (management decision of 04 October 2026)</w:t>
+            </w:r>
+          </w:p>
+        </w:tc>
+      </w:tr>
     </w:tbl>
     <w:p>
       <w:pPr>
@@ -4787,7 +4901,7 @@
       <w:r>
         <w:br w:type="page"/>
       </w:r>
-      <w:bookmarkStart w:id="8" w:name="__RefHeading___Toc4397_1822399517"/>
+      <w:bookmarkStart w:id="8" w:name="__RefHeading___Toc119162_1894618434"/>
       <w:bookmarkEnd w:id="8"/>
       <w:r>
         <w:rPr>
@@ -6687,7 +6801,7 @@
                 <w:szCs w:val="24"/>
                 <w:lang w:val="en-US" w:eastAsia="ja-JP" w:bidi="ar-SA"/>
               </w:rPr>
-              <w:t>A client brand pack carrying third-party marks (the Toyota Insurance Services pack) is applied only in that client's environments with its written permission on file, and is not used in demonstrations to other prospects</w:t>
+              <w:t>A client brand pack (the Toyota Insurance Services pack) carries the marks of a client of iorta TechNXT and is applied only in that client's environments, under the client's contract with iorta TechNXT, which covers the use of its marks there; it is not used in demonstrations to other prospects</w:t>
             </w:r>
           </w:p>
         </w:tc>
@@ -6863,7 +6977,7 @@
       <w:r>
         <w:br w:type="page"/>
       </w:r>
-      <w:bookmarkStart w:id="9" w:name="__RefHeading___Toc4399_1822399517"/>
+      <w:bookmarkStart w:id="9" w:name="__RefHeading___Toc119164_1894618434"/>
       <w:bookmarkEnd w:id="9"/>
       <w:r>
         <w:rPr>
@@ -7771,7 +7885,7 @@
       <w:r>
         <w:br w:type="page"/>
       </w:r>
-      <w:bookmarkStart w:id="10" w:name="__RefHeading___Toc4401_1822399517"/>
+      <w:bookmarkStart w:id="10" w:name="__RefHeading___Toc119166_1894618434"/>
       <w:bookmarkEnd w:id="10"/>
       <w:r>
         <w:rPr>
@@ -8163,7 +8277,7 @@
         <w:pStyle w:val="Heading1"/>
         <w:rPr/>
       </w:pPr>
-      <w:bookmarkStart w:id="11" w:name="__RefHeading___Toc4403_1822399517"/>
+      <w:bookmarkStart w:id="11" w:name="__RefHeading___Toc119168_1894618434"/>
       <w:bookmarkEnd w:id="11"/>
       <w:r>
         <w:rPr>
@@ -10145,7 +10259,7 @@
                 <w:szCs w:val="24"/>
                 <w:lang w:val="en-US" w:eastAsia="ja-JP" w:bidi="ar-SA"/>
               </w:rPr>
-              <w:t>The Toyota Insurance Services brand pack is a client pack: not the default, not in the generic seed, applied only with the client's written permission (C13)</w:t>
+              <w:t>The Toyota Insurance Services brand pack is a client pack: not the default, not in the generic seed, applied only in that client's environments under its contract with iorta TechNXT (C13)</w:t>
             </w:r>
           </w:p>
         </w:tc>
@@ -10773,7 +10887,7 @@
       <w:r>
         <w:br w:type="page"/>
       </w:r>
-      <w:bookmarkStart w:id="12" w:name="__RefHeading___Toc4405_1822399517"/>
+      <w:bookmarkStart w:id="12" w:name="__RefHeading___Toc119170_1894618434"/>
       <w:bookmarkEnd w:id="12"/>
       <w:r>
         <w:rPr>
@@ -12663,7 +12777,7 @@
       <w:r>
         <w:br w:type="page"/>
       </w:r>
-      <w:bookmarkStart w:id="13" w:name="__RefHeading___Toc4407_1822399517"/>
+      <w:bookmarkStart w:id="13" w:name="__RefHeading___Toc119172_1894618434"/>
       <w:bookmarkEnd w:id="13"/>
       <w:r>
         <w:rPr>
@@ -14565,7 +14679,7 @@
         <w:pStyle w:val="Heading2"/>
         <w:rPr/>
       </w:pPr>
-      <w:bookmarkStart w:id="14" w:name="__RefHeading___Toc4409_1822399517"/>
+      <w:bookmarkStart w:id="14" w:name="__RefHeading___Toc119174_1894618434"/>
       <w:bookmarkEnd w:id="14"/>
       <w:r>
         <w:rPr>
@@ -15485,7 +15599,7 @@
       <w:r>
         <w:br w:type="page"/>
       </w:r>
-      <w:bookmarkStart w:id="15" w:name="__RefHeading___Toc4411_1822399517"/>
+      <w:bookmarkStart w:id="15" w:name="__RefHeading___Toc119176_1894618434"/>
       <w:bookmarkEnd w:id="15"/>
       <w:r>
         <w:rPr>
@@ -19671,7 +19785,7 @@
                 <w:szCs w:val="24"/>
                 <w:lang w:val="en-US" w:eastAsia="ja-JP" w:bidi="ar-SA"/>
               </w:rPr>
-              <w:t>Use of third-party marks without permission</w:t>
+              <w:t>Client marks used outside the client's engagement</w:t>
             </w:r>
           </w:p>
         </w:tc>
@@ -19782,7 +19896,7 @@
                 <w:szCs w:val="24"/>
                 <w:lang w:val="en-US" w:eastAsia="ja-JP" w:bidi="ar-SA"/>
               </w:rPr>
-              <w:t>Client packs only with written permission (C13)</w:t>
+              <w:t>Client brand pack applied only in that client's environments under its contract with iorta TechNXT (C13)</w:t>
             </w:r>
           </w:p>
         </w:tc>
@@ -20283,7 +20397,7 @@
       <w:r>
         <w:br w:type="page"/>
       </w:r>
-      <w:bookmarkStart w:id="16" w:name="__RefHeading___Toc4413_1822399517"/>
+      <w:bookmarkStart w:id="16" w:name="__RefHeading___Toc119178_1894618434"/>
       <w:bookmarkEnd w:id="16"/>
       <w:r>
         <w:rPr>
@@ -23418,7 +23532,7 @@
                 <w:szCs w:val="24"/>
                 <w:lang w:val="en-US" w:eastAsia="ja-JP" w:bidi="ar-SA"/>
               </w:rPr>
-              <w:t>Approval process for client brand packs carrying third-party marks</w:t>
+              <w:t>Basis for client brand packs carrying a client's marks</w:t>
             </w:r>
           </w:p>
         </w:tc>
@@ -23455,7 +23569,7 @@
                 <w:szCs w:val="24"/>
                 <w:lang w:val="en-US" w:eastAsia="ja-JP" w:bidi="ar-SA"/>
               </w:rPr>
-              <w:t>Written permission on the engagement file before any use (C13)</w:t>
+              <w:t>The client's contract with iorta TechNXT covers the use of its marks in the environments of the engagement; the contract reference is in the pack manifest and on the engagement file (C13)</w:t>
             </w:r>
           </w:p>
         </w:tc>
@@ -23506,7 +23620,7 @@
       <w:r>
         <w:br w:type="page"/>
       </w:r>
-      <w:bookmarkStart w:id="17" w:name="__RefHeading___Toc4415_1822399517"/>
+      <w:bookmarkStart w:id="17" w:name="__RefHeading___Toc119180_1894618434"/>
       <w:bookmarkEnd w:id="17"/>
       <w:r>
         <w:rPr>
@@ -24448,7 +24562,7 @@
       <w:r>
         <w:br w:type="page"/>
       </w:r>
-      <w:bookmarkStart w:id="18" w:name="__RefHeading___Toc4417_1822399517"/>
+      <w:bookmarkStart w:id="18" w:name="__RefHeading___Toc119182_1894618434"/>
       <w:bookmarkStart w:id="19" w:name="_Toc233203395"/>
       <w:bookmarkEnd w:id="18"/>
       <w:r>
